--- a/docs/lab_records/exp8_classification_models.docx
+++ b/docs/lab_records/exp8_classification_models.docx
@@ -194,7 +194,7 @@
                 <w:b w:val="0"/>
                 <w:sz w:val="22"/>
               </w:rPr>
-              <w:t>25 March 2026</w:t>
+              <w:t>13 April 2026</w:t>
             </w:r>
           </w:p>
         </w:tc>
@@ -1570,6 +1570,2661 @@
           <w:color w:val="FFFFFF"/>
           <w:sz w:val="24"/>
         </w:rPr>
+        <w:t xml:space="preserve">  CODE</w:t>
+      </w:r>
+    </w:p>
+    <w:p>
+      <w:pPr>
+        <w:spacing w:before="0" w:after="0"/>
+        <w:ind w:left="283" w:right="283"/>
+        <w:shd w:val="clear" w:color="auto" w:fill="F2F2F2"/>
+      </w:pPr>
+      <w:r>
+        <w:rPr>
+          <w:rFonts w:ascii="Courier New" w:hAnsi="Courier New"/>
+          <w:color w:val="1A1A1A"/>
+          <w:sz w:val="17"/>
+        </w:rPr>
+        <w:t>"""</w:t>
+      </w:r>
+    </w:p>
+    <w:p>
+      <w:pPr>
+        <w:spacing w:before="0" w:after="0"/>
+        <w:ind w:left="283" w:right="283"/>
+        <w:shd w:val="clear" w:color="auto" w:fill="F2F2F2"/>
+      </w:pPr>
+      <w:r>
+        <w:rPr>
+          <w:rFonts w:ascii="Courier New" w:hAnsi="Courier New"/>
+          <w:color w:val="1A1A1A"/>
+          <w:sz w:val="17"/>
+        </w:rPr>
+        <w:t>Experiment 8: Classification Models — Credit Card Fraud Detection</w:t>
+      </w:r>
+    </w:p>
+    <w:p>
+      <w:pPr>
+        <w:spacing w:before="0" w:after="0"/>
+        <w:ind w:left="283" w:right="283"/>
+        <w:shd w:val="clear" w:color="auto" w:fill="F2F2F2"/>
+      </w:pPr>
+      <w:r>
+        <w:rPr>
+          <w:rFonts w:ascii="Courier New" w:hAnsi="Courier New"/>
+          <w:color w:val="1A1A1A"/>
+          <w:sz w:val="17"/>
+        </w:rPr>
+        <w:t>==================================================================</w:t>
+      </w:r>
+    </w:p>
+    <w:p>
+      <w:pPr>
+        <w:spacing w:before="0" w:after="0"/>
+        <w:ind w:left="283" w:right="283"/>
+        <w:shd w:val="clear" w:color="auto" w:fill="F2F2F2"/>
+      </w:pPr>
+      <w:r>
+        <w:rPr>
+          <w:rFonts w:ascii="Courier New" w:hAnsi="Courier New"/>
+          <w:color w:val="1A1A1A"/>
+          <w:sz w:val="17"/>
+        </w:rPr>
+        <w:t>Predictive:   SMOTE, multiple classifiers, threshold tuning, AUC-ROC/PR, feature importance</w:t>
+      </w:r>
+    </w:p>
+    <w:p>
+      <w:pPr>
+        <w:spacing w:before="0" w:after="0"/>
+        <w:ind w:left="283" w:right="283"/>
+        <w:shd w:val="clear" w:color="auto" w:fill="F2F2F2"/>
+      </w:pPr>
+      <w:r>
+        <w:rPr>
+          <w:rFonts w:ascii="Courier New" w:hAnsi="Courier New"/>
+          <w:color w:val="1A1A1A"/>
+          <w:sz w:val="17"/>
+        </w:rPr>
+        <w:t>Prescriptive: Cost-benefit threshold, risk tiers, fraud playbook, loss estimation</w:t>
+      </w:r>
+    </w:p>
+    <w:p>
+      <w:pPr>
+        <w:spacing w:before="0" w:after="0"/>
+        <w:ind w:left="283" w:right="283"/>
+        <w:shd w:val="clear" w:color="auto" w:fill="F2F2F2"/>
+      </w:pPr>
+      <w:r>
+        <w:rPr>
+          <w:rFonts w:ascii="Courier New" w:hAnsi="Courier New"/>
+          <w:color w:val="1A1A1A"/>
+          <w:sz w:val="17"/>
+        </w:rPr>
+        <w:t>Dataset:      Synthetic credit card transactions (~284 K rows, ~0.17 % fraud)</w:t>
+      </w:r>
+    </w:p>
+    <w:p>
+      <w:pPr>
+        <w:spacing w:before="0" w:after="0"/>
+        <w:ind w:left="283" w:right="283"/>
+        <w:shd w:val="clear" w:color="auto" w:fill="F2F2F2"/>
+      </w:pPr>
+      <w:r>
+        <w:rPr>
+          <w:rFonts w:ascii="Courier New" w:hAnsi="Courier New"/>
+          <w:color w:val="1A1A1A"/>
+          <w:sz w:val="17"/>
+        </w:rPr>
+        <w:t>"""</w:t>
+      </w:r>
+    </w:p>
+    <w:p>
+      <w:pPr>
+        <w:spacing w:before="0" w:after="0"/>
+        <w:ind w:left="283" w:right="283"/>
+        <w:shd w:val="clear" w:color="auto" w:fill="F2F2F2"/>
+      </w:pPr>
+      <w:r>
+        <w:rPr>
+          <w:rFonts w:ascii="Courier New" w:hAnsi="Courier New"/>
+          <w:color w:val="1A1A1A"/>
+          <w:sz w:val="17"/>
+        </w:rPr>
+        <w:t xml:space="preserve"> </w:t>
+      </w:r>
+    </w:p>
+    <w:p>
+      <w:pPr>
+        <w:spacing w:before="0" w:after="0"/>
+        <w:ind w:left="283" w:right="283"/>
+        <w:shd w:val="clear" w:color="auto" w:fill="F2F2F2"/>
+      </w:pPr>
+      <w:r>
+        <w:rPr>
+          <w:rFonts w:ascii="Courier New" w:hAnsi="Courier New"/>
+          <w:color w:val="1A1A1A"/>
+          <w:sz w:val="17"/>
+        </w:rPr>
+        <w:t xml:space="preserve"> </w:t>
+      </w:r>
+    </w:p>
+    <w:p>
+      <w:pPr>
+        <w:spacing w:before="0" w:after="0"/>
+        <w:ind w:left="283" w:right="283"/>
+        <w:shd w:val="clear" w:color="auto" w:fill="F2F2F2"/>
+      </w:pPr>
+      <w:r>
+        <w:rPr>
+          <w:rFonts w:ascii="Courier New" w:hAnsi="Courier New"/>
+          <w:color w:val="1A1A1A"/>
+          <w:sz w:val="17"/>
+        </w:rPr>
+        <w:t>import os</w:t>
+      </w:r>
+    </w:p>
+    <w:p>
+      <w:pPr>
+        <w:spacing w:before="0" w:after="0"/>
+        <w:ind w:left="283" w:right="283"/>
+        <w:shd w:val="clear" w:color="auto" w:fill="F2F2F2"/>
+      </w:pPr>
+      <w:r>
+        <w:rPr>
+          <w:rFonts w:ascii="Courier New" w:hAnsi="Courier New"/>
+          <w:color w:val="1A1A1A"/>
+          <w:sz w:val="17"/>
+        </w:rPr>
+        <w:t>import json</w:t>
+      </w:r>
+    </w:p>
+    <w:p>
+      <w:pPr>
+        <w:spacing w:before="0" w:after="0"/>
+        <w:ind w:left="283" w:right="283"/>
+        <w:shd w:val="clear" w:color="auto" w:fill="F2F2F2"/>
+      </w:pPr>
+      <w:r>
+        <w:rPr>
+          <w:rFonts w:ascii="Courier New" w:hAnsi="Courier New"/>
+          <w:color w:val="1A1A1A"/>
+          <w:sz w:val="17"/>
+        </w:rPr>
+        <w:t>import warnings</w:t>
+      </w:r>
+    </w:p>
+    <w:p>
+      <w:pPr>
+        <w:spacing w:before="0" w:after="0"/>
+        <w:ind w:left="283" w:right="283"/>
+        <w:shd w:val="clear" w:color="auto" w:fill="F2F2F2"/>
+      </w:pPr>
+      <w:r>
+        <w:rPr>
+          <w:rFonts w:ascii="Courier New" w:hAnsi="Courier New"/>
+          <w:color w:val="1A1A1A"/>
+          <w:sz w:val="17"/>
+        </w:rPr>
+        <w:t>from pathlib import Path</w:t>
+      </w:r>
+    </w:p>
+    <w:p>
+      <w:pPr>
+        <w:spacing w:before="0" w:after="0"/>
+        <w:ind w:left="283" w:right="283"/>
+        <w:shd w:val="clear" w:color="auto" w:fill="F2F2F2"/>
+      </w:pPr>
+      <w:r>
+        <w:rPr>
+          <w:rFonts w:ascii="Courier New" w:hAnsi="Courier New"/>
+          <w:color w:val="1A1A1A"/>
+          <w:sz w:val="17"/>
+        </w:rPr>
+        <w:t xml:space="preserve"> </w:t>
+      </w:r>
+    </w:p>
+    <w:p>
+      <w:pPr>
+        <w:spacing w:before="0" w:after="0"/>
+        <w:ind w:left="283" w:right="283"/>
+        <w:shd w:val="clear" w:color="auto" w:fill="F2F2F2"/>
+      </w:pPr>
+      <w:r>
+        <w:rPr>
+          <w:rFonts w:ascii="Courier New" w:hAnsi="Courier New"/>
+          <w:color w:val="1A1A1A"/>
+          <w:sz w:val="17"/>
+        </w:rPr>
+        <w:t>import numpy as np</w:t>
+      </w:r>
+    </w:p>
+    <w:p>
+      <w:pPr>
+        <w:spacing w:before="0" w:after="0"/>
+        <w:ind w:left="283" w:right="283"/>
+        <w:shd w:val="clear" w:color="auto" w:fill="F2F2F2"/>
+      </w:pPr>
+      <w:r>
+        <w:rPr>
+          <w:rFonts w:ascii="Courier New" w:hAnsi="Courier New"/>
+          <w:color w:val="1A1A1A"/>
+          <w:sz w:val="17"/>
+        </w:rPr>
+        <w:t>import pandas as pd</w:t>
+      </w:r>
+    </w:p>
+    <w:p>
+      <w:pPr>
+        <w:spacing w:before="0" w:after="0"/>
+        <w:ind w:left="283" w:right="283"/>
+        <w:shd w:val="clear" w:color="auto" w:fill="F2F2F2"/>
+      </w:pPr>
+      <w:r>
+        <w:rPr>
+          <w:rFonts w:ascii="Courier New" w:hAnsi="Courier New"/>
+          <w:color w:val="1A1A1A"/>
+          <w:sz w:val="17"/>
+        </w:rPr>
+        <w:t>import matplotlib</w:t>
+      </w:r>
+    </w:p>
+    <w:p>
+      <w:pPr>
+        <w:spacing w:before="0" w:after="0"/>
+        <w:ind w:left="283" w:right="283"/>
+        <w:shd w:val="clear" w:color="auto" w:fill="F2F2F2"/>
+      </w:pPr>
+      <w:r>
+        <w:rPr>
+          <w:rFonts w:ascii="Courier New" w:hAnsi="Courier New"/>
+          <w:color w:val="1A1A1A"/>
+          <w:sz w:val="17"/>
+        </w:rPr>
+        <w:t>matplotlib.use("Agg")</w:t>
+      </w:r>
+    </w:p>
+    <w:p>
+      <w:pPr>
+        <w:spacing w:before="0" w:after="0"/>
+        <w:ind w:left="283" w:right="283"/>
+        <w:shd w:val="clear" w:color="auto" w:fill="F2F2F2"/>
+      </w:pPr>
+      <w:r>
+        <w:rPr>
+          <w:rFonts w:ascii="Courier New" w:hAnsi="Courier New"/>
+          <w:color w:val="1A1A1A"/>
+          <w:sz w:val="17"/>
+        </w:rPr>
+        <w:t>import matplotlib.pyplot as plt</w:t>
+      </w:r>
+    </w:p>
+    <w:p>
+      <w:pPr>
+        <w:spacing w:before="0" w:after="0"/>
+        <w:ind w:left="283" w:right="283"/>
+        <w:shd w:val="clear" w:color="auto" w:fill="F2F2F2"/>
+      </w:pPr>
+      <w:r>
+        <w:rPr>
+          <w:rFonts w:ascii="Courier New" w:hAnsi="Courier New"/>
+          <w:color w:val="1A1A1A"/>
+          <w:sz w:val="17"/>
+        </w:rPr>
+        <w:t>import seaborn as sns</w:t>
+      </w:r>
+    </w:p>
+    <w:p>
+      <w:pPr>
+        <w:spacing w:before="0" w:after="0"/>
+        <w:ind w:left="283" w:right="283"/>
+        <w:shd w:val="clear" w:color="auto" w:fill="F2F2F2"/>
+      </w:pPr>
+      <w:r>
+        <w:rPr>
+          <w:rFonts w:ascii="Courier New" w:hAnsi="Courier New"/>
+          <w:color w:val="1A1A1A"/>
+          <w:sz w:val="17"/>
+        </w:rPr>
+        <w:t>import scipy.stats as stats</w:t>
+      </w:r>
+    </w:p>
+    <w:p>
+      <w:pPr>
+        <w:spacing w:before="0" w:after="0"/>
+        <w:ind w:left="283" w:right="283"/>
+        <w:shd w:val="clear" w:color="auto" w:fill="F2F2F2"/>
+      </w:pPr>
+      <w:r>
+        <w:rPr>
+          <w:rFonts w:ascii="Courier New" w:hAnsi="Courier New"/>
+          <w:color w:val="1A1A1A"/>
+          <w:sz w:val="17"/>
+        </w:rPr>
+        <w:t xml:space="preserve"> </w:t>
+      </w:r>
+    </w:p>
+    <w:p>
+      <w:pPr>
+        <w:spacing w:before="0" w:after="0"/>
+        <w:ind w:left="283" w:right="283"/>
+        <w:shd w:val="clear" w:color="auto" w:fill="F2F2F2"/>
+      </w:pPr>
+      <w:r>
+        <w:rPr>
+          <w:rFonts w:ascii="Courier New" w:hAnsi="Courier New"/>
+          <w:color w:val="1A1A1A"/>
+          <w:sz w:val="17"/>
+        </w:rPr>
+        <w:t>from sklearn.linear_model import LogisticRegression</w:t>
+      </w:r>
+    </w:p>
+    <w:p>
+      <w:pPr>
+        <w:spacing w:before="0" w:after="0"/>
+        <w:ind w:left="283" w:right="283"/>
+        <w:shd w:val="clear" w:color="auto" w:fill="F2F2F2"/>
+      </w:pPr>
+      <w:r>
+        <w:rPr>
+          <w:rFonts w:ascii="Courier New" w:hAnsi="Courier New"/>
+          <w:color w:val="1A1A1A"/>
+          <w:sz w:val="17"/>
+        </w:rPr>
+        <w:t>from sklearn.ensemble import RandomForestClassifier, VotingClassifier</w:t>
+      </w:r>
+    </w:p>
+    <w:p>
+      <w:pPr>
+        <w:spacing w:before="0" w:after="0"/>
+        <w:ind w:left="283" w:right="283"/>
+        <w:shd w:val="clear" w:color="auto" w:fill="F2F2F2"/>
+      </w:pPr>
+      <w:r>
+        <w:rPr>
+          <w:rFonts w:ascii="Courier New" w:hAnsi="Courier New"/>
+          <w:color w:val="1A1A1A"/>
+          <w:sz w:val="17"/>
+        </w:rPr>
+        <w:t>from sklearn.neural_network import MLPClassifier</w:t>
+      </w:r>
+    </w:p>
+    <w:p>
+      <w:pPr>
+        <w:spacing w:before="0" w:after="0"/>
+        <w:ind w:left="283" w:right="283"/>
+        <w:shd w:val="clear" w:color="auto" w:fill="F2F2F2"/>
+      </w:pPr>
+      <w:r>
+        <w:rPr>
+          <w:rFonts w:ascii="Courier New" w:hAnsi="Courier New"/>
+          <w:color w:val="1A1A1A"/>
+          <w:sz w:val="17"/>
+        </w:rPr>
+        <w:t>from sklearn.preprocessing import StandardScaler</w:t>
+      </w:r>
+    </w:p>
+    <w:p>
+      <w:pPr>
+        <w:spacing w:before="0" w:after="0"/>
+        <w:ind w:left="283" w:right="283"/>
+        <w:shd w:val="clear" w:color="auto" w:fill="F2F2F2"/>
+      </w:pPr>
+      <w:r>
+        <w:rPr>
+          <w:rFonts w:ascii="Courier New" w:hAnsi="Courier New"/>
+          <w:color w:val="1A1A1A"/>
+          <w:sz w:val="17"/>
+        </w:rPr>
+        <w:t>from sklearn.pipeline import Pipeline</w:t>
+      </w:r>
+    </w:p>
+    <w:p>
+      <w:pPr>
+        <w:spacing w:before="0" w:after="0"/>
+        <w:ind w:left="283" w:right="283"/>
+        <w:shd w:val="clear" w:color="auto" w:fill="F2F2F2"/>
+      </w:pPr>
+      <w:r>
+        <w:rPr>
+          <w:rFonts w:ascii="Courier New" w:hAnsi="Courier New"/>
+          <w:color w:val="1A1A1A"/>
+          <w:sz w:val="17"/>
+        </w:rPr>
+        <w:t>from sklearn.model_selection import (StratifiedKFold, cross_val_predict,</w:t>
+      </w:r>
+    </w:p>
+    <w:p>
+      <w:pPr>
+        <w:spacing w:before="0" w:after="0"/>
+        <w:ind w:left="283" w:right="283"/>
+        <w:shd w:val="clear" w:color="auto" w:fill="F2F2F2"/>
+      </w:pPr>
+      <w:r>
+        <w:rPr>
+          <w:rFonts w:ascii="Courier New" w:hAnsi="Courier New"/>
+          <w:color w:val="1A1A1A"/>
+          <w:sz w:val="17"/>
+        </w:rPr>
+        <w:t xml:space="preserve"> </w:t>
+      </w:r>
+    </w:p>
+    <w:p>
+      <w:pPr>
+        <w:spacing w:before="0" w:after="0"/>
+        <w:ind w:left="283" w:right="283"/>
+        <w:shd w:val="clear" w:color="auto" w:fill="F2F2F2"/>
+      </w:pPr>
+      <w:r>
+        <w:rPr>
+          <w:rFonts w:ascii="Courier New" w:hAnsi="Courier New"/>
+          <w:color w:val="1A1A1A"/>
+          <w:sz w:val="17"/>
+        </w:rPr>
+        <w:t># ... (helper functions defined above) ...</w:t>
+      </w:r>
+    </w:p>
+    <w:p>
+      <w:pPr>
+        <w:spacing w:before="0" w:after="0"/>
+        <w:ind w:left="283" w:right="283"/>
+        <w:shd w:val="clear" w:color="auto" w:fill="F2F2F2"/>
+      </w:pPr>
+      <w:r>
+        <w:rPr>
+          <w:rFonts w:ascii="Courier New" w:hAnsi="Courier New"/>
+          <w:color w:val="1A1A1A"/>
+          <w:sz w:val="17"/>
+        </w:rPr>
+        <w:t xml:space="preserve"> </w:t>
+      </w:r>
+    </w:p>
+    <w:p>
+      <w:pPr>
+        <w:spacing w:before="0" w:after="0"/>
+        <w:ind w:left="283" w:right="283"/>
+        <w:shd w:val="clear" w:color="auto" w:fill="F2F2F2"/>
+      </w:pPr>
+      <w:r>
+        <w:rPr>
+          <w:rFonts w:ascii="Courier New" w:hAnsi="Courier New"/>
+          <w:color w:val="1A1A1A"/>
+          <w:sz w:val="17"/>
+        </w:rPr>
+        <w:t xml:space="preserve"> </w:t>
+      </w:r>
+    </w:p>
+    <w:p>
+      <w:pPr>
+        <w:spacing w:before="0" w:after="0"/>
+        <w:ind w:left="283" w:right="283"/>
+        <w:shd w:val="clear" w:color="auto" w:fill="F2F2F2"/>
+      </w:pPr>
+      <w:r>
+        <w:rPr>
+          <w:rFonts w:ascii="Courier New" w:hAnsi="Courier New"/>
+          <w:color w:val="1A1A1A"/>
+          <w:sz w:val="17"/>
+        </w:rPr>
+        <w:t>def main():</w:t>
+      </w:r>
+    </w:p>
+    <w:p>
+      <w:pPr>
+        <w:spacing w:before="0" w:after="0"/>
+        <w:ind w:left="283" w:right="283"/>
+        <w:shd w:val="clear" w:color="auto" w:fill="F2F2F2"/>
+      </w:pPr>
+      <w:r>
+        <w:rPr>
+          <w:rFonts w:ascii="Courier New" w:hAnsi="Courier New"/>
+          <w:color w:val="1A1A1A"/>
+          <w:sz w:val="17"/>
+        </w:rPr>
+        <w:t xml:space="preserve">    print("=" * 65)</w:t>
+      </w:r>
+    </w:p>
+    <w:p>
+      <w:pPr>
+        <w:spacing w:before="0" w:after="0"/>
+        <w:ind w:left="283" w:right="283"/>
+        <w:shd w:val="clear" w:color="auto" w:fill="F2F2F2"/>
+      </w:pPr>
+      <w:r>
+        <w:rPr>
+          <w:rFonts w:ascii="Courier New" w:hAnsi="Courier New"/>
+          <w:color w:val="1A1A1A"/>
+          <w:sz w:val="17"/>
+        </w:rPr>
+        <w:t xml:space="preserve">    print("Experiment 8 — Classification: Credit Card Fraud Detection")</w:t>
+      </w:r>
+    </w:p>
+    <w:p>
+      <w:pPr>
+        <w:spacing w:before="0" w:after="0"/>
+        <w:ind w:left="283" w:right="283"/>
+        <w:shd w:val="clear" w:color="auto" w:fill="F2F2F2"/>
+      </w:pPr>
+      <w:r>
+        <w:rPr>
+          <w:rFonts w:ascii="Courier New" w:hAnsi="Courier New"/>
+          <w:color w:val="1A1A1A"/>
+          <w:sz w:val="17"/>
+        </w:rPr>
+        <w:t xml:space="preserve">    print("=" * 65)</w:t>
+      </w:r>
+    </w:p>
+    <w:p>
+      <w:pPr>
+        <w:spacing w:before="0" w:after="0"/>
+        <w:ind w:left="283" w:right="283"/>
+        <w:shd w:val="clear" w:color="auto" w:fill="F2F2F2"/>
+      </w:pPr>
+      <w:r>
+        <w:rPr>
+          <w:rFonts w:ascii="Courier New" w:hAnsi="Courier New"/>
+          <w:color w:val="1A1A1A"/>
+          <w:sz w:val="17"/>
+        </w:rPr>
+        <w:t xml:space="preserve"> </w:t>
+      </w:r>
+    </w:p>
+    <w:p>
+      <w:pPr>
+        <w:spacing w:before="0" w:after="0"/>
+        <w:ind w:left="283" w:right="283"/>
+        <w:shd w:val="clear" w:color="auto" w:fill="F2F2F2"/>
+      </w:pPr>
+      <w:r>
+        <w:rPr>
+          <w:rFonts w:ascii="Courier New" w:hAnsi="Courier New"/>
+          <w:color w:val="1A1A1A"/>
+          <w:sz w:val="17"/>
+        </w:rPr>
+        <w:t xml:space="preserve">    # ── Data ──────────────────────────────────────────────────────────</w:t>
+      </w:r>
+    </w:p>
+    <w:p>
+      <w:pPr>
+        <w:spacing w:before="0" w:after="0"/>
+        <w:ind w:left="283" w:right="283"/>
+        <w:shd w:val="clear" w:color="auto" w:fill="F2F2F2"/>
+      </w:pPr>
+      <w:r>
+        <w:rPr>
+          <w:rFonts w:ascii="Courier New" w:hAnsi="Courier New"/>
+          <w:color w:val="1A1A1A"/>
+          <w:sz w:val="17"/>
+        </w:rPr>
+        <w:t xml:space="preserve">    df      = generate_fraud_dataset(n_legit=50_000)</w:t>
+      </w:r>
+    </w:p>
+    <w:p>
+      <w:pPr>
+        <w:spacing w:before="0" w:after="0"/>
+        <w:ind w:left="283" w:right="283"/>
+        <w:shd w:val="clear" w:color="auto" w:fill="F2F2F2"/>
+      </w:pPr>
+      <w:r>
+        <w:rPr>
+          <w:rFonts w:ascii="Courier New" w:hAnsi="Courier New"/>
+          <w:color w:val="1A1A1A"/>
+          <w:sz w:val="17"/>
+        </w:rPr>
+        <w:t xml:space="preserve">    df      = feature_engineer(df)</w:t>
+      </w:r>
+    </w:p>
+    <w:p>
+      <w:pPr>
+        <w:spacing w:before="0" w:after="0"/>
+        <w:ind w:left="283" w:right="283"/>
+        <w:shd w:val="clear" w:color="auto" w:fill="F2F2F2"/>
+      </w:pPr>
+      <w:r>
+        <w:rPr>
+          <w:rFonts w:ascii="Courier New" w:hAnsi="Courier New"/>
+          <w:color w:val="1A1A1A"/>
+          <w:sz w:val="17"/>
+        </w:rPr>
+        <w:t xml:space="preserve">    feature_cols = [c for c in df.columns if c not in ["Class"]]</w:t>
+      </w:r>
+    </w:p>
+    <w:p>
+      <w:pPr>
+        <w:spacing w:before="0" w:after="0"/>
+        <w:ind w:left="283" w:right="283"/>
+        <w:shd w:val="clear" w:color="auto" w:fill="F2F2F2"/>
+      </w:pPr>
+      <w:r>
+        <w:rPr>
+          <w:rFonts w:ascii="Courier New" w:hAnsi="Courier New"/>
+          <w:color w:val="1A1A1A"/>
+          <w:sz w:val="17"/>
+        </w:rPr>
+        <w:t xml:space="preserve">    X = df[feature_cols]</w:t>
+      </w:r>
+    </w:p>
+    <w:p>
+      <w:pPr>
+        <w:spacing w:before="0" w:after="0"/>
+        <w:ind w:left="283" w:right="283"/>
+        <w:shd w:val="clear" w:color="auto" w:fill="F2F2F2"/>
+      </w:pPr>
+      <w:r>
+        <w:rPr>
+          <w:rFonts w:ascii="Courier New" w:hAnsi="Courier New"/>
+          <w:color w:val="1A1A1A"/>
+          <w:sz w:val="17"/>
+        </w:rPr>
+        <w:t xml:space="preserve">    y = df["Class"]</w:t>
+      </w:r>
+    </w:p>
+    <w:p>
+      <w:pPr>
+        <w:spacing w:before="0" w:after="0"/>
+        <w:ind w:left="283" w:right="283"/>
+        <w:shd w:val="clear" w:color="auto" w:fill="F2F2F2"/>
+      </w:pPr>
+      <w:r>
+        <w:rPr>
+          <w:rFonts w:ascii="Courier New" w:hAnsi="Courier New"/>
+          <w:color w:val="1A1A1A"/>
+          <w:sz w:val="17"/>
+        </w:rPr>
+        <w:t xml:space="preserve"> </w:t>
+      </w:r>
+    </w:p>
+    <w:p>
+      <w:pPr>
+        <w:spacing w:before="0" w:after="0"/>
+        <w:ind w:left="283" w:right="283"/>
+        <w:shd w:val="clear" w:color="auto" w:fill="F2F2F2"/>
+      </w:pPr>
+      <w:r>
+        <w:rPr>
+          <w:rFonts w:ascii="Courier New" w:hAnsi="Courier New"/>
+          <w:color w:val="1A1A1A"/>
+          <w:sz w:val="17"/>
+        </w:rPr>
+        <w:t xml:space="preserve">    X_train, X_test, y_train, y_test = train_test_split(</w:t>
+      </w:r>
+    </w:p>
+    <w:p>
+      <w:pPr>
+        <w:spacing w:before="0" w:after="0"/>
+        <w:ind w:left="283" w:right="283"/>
+        <w:shd w:val="clear" w:color="auto" w:fill="F2F2F2"/>
+      </w:pPr>
+      <w:r>
+        <w:rPr>
+          <w:rFonts w:ascii="Courier New" w:hAnsi="Courier New"/>
+          <w:color w:val="1A1A1A"/>
+          <w:sz w:val="17"/>
+        </w:rPr>
+        <w:t xml:space="preserve">        X, y, test_size=0.20, stratify=y, random_state=42)</w:t>
+      </w:r>
+    </w:p>
+    <w:p>
+      <w:pPr>
+        <w:spacing w:before="0" w:after="0"/>
+        <w:ind w:left="283" w:right="283"/>
+        <w:shd w:val="clear" w:color="auto" w:fill="F2F2F2"/>
+      </w:pPr>
+      <w:r>
+        <w:rPr>
+          <w:rFonts w:ascii="Courier New" w:hAnsi="Courier New"/>
+          <w:color w:val="1A1A1A"/>
+          <w:sz w:val="17"/>
+        </w:rPr>
+        <w:t xml:space="preserve"> </w:t>
+      </w:r>
+    </w:p>
+    <w:p>
+      <w:pPr>
+        <w:spacing w:before="0" w:after="0"/>
+        <w:ind w:left="283" w:right="283"/>
+        <w:shd w:val="clear" w:color="auto" w:fill="F2F2F2"/>
+      </w:pPr>
+      <w:r>
+        <w:rPr>
+          <w:rFonts w:ascii="Courier New" w:hAnsi="Courier New"/>
+          <w:color w:val="1A1A1A"/>
+          <w:sz w:val="17"/>
+        </w:rPr>
+        <w:t xml:space="preserve">    # ── Predictive: CV evaluation ──────────────────────────────────────</w:t>
+      </w:r>
+    </w:p>
+    <w:p>
+      <w:pPr>
+        <w:spacing w:before="0" w:after="0"/>
+        <w:ind w:left="283" w:right="283"/>
+        <w:shd w:val="clear" w:color="auto" w:fill="F2F2F2"/>
+      </w:pPr>
+      <w:r>
+        <w:rPr>
+          <w:rFonts w:ascii="Courier New" w:hAnsi="Courier New"/>
+          <w:color w:val="1A1A1A"/>
+          <w:sz w:val="17"/>
+        </w:rPr>
+        <w:t xml:space="preserve">    print("\n[Predictive] Stratified 3-fold CV with SMOTE …")</w:t>
+      </w:r>
+    </w:p>
+    <w:p>
+      <w:pPr>
+        <w:spacing w:before="0" w:after="0"/>
+        <w:ind w:left="283" w:right="283"/>
+        <w:shd w:val="clear" w:color="auto" w:fill="F2F2F2"/>
+      </w:pPr>
+      <w:r>
+        <w:rPr>
+          <w:rFonts w:ascii="Courier New" w:hAnsi="Courier New"/>
+          <w:color w:val="1A1A1A"/>
+          <w:sz w:val="17"/>
+        </w:rPr>
+        <w:t xml:space="preserve">    clfs        = build_classifiers()</w:t>
+      </w:r>
+    </w:p>
+    <w:p>
+      <w:pPr>
+        <w:spacing w:before="0" w:after="0"/>
+        <w:ind w:left="283" w:right="283"/>
+        <w:shd w:val="clear" w:color="auto" w:fill="F2F2F2"/>
+      </w:pPr>
+      <w:r>
+        <w:rPr>
+          <w:rFonts w:ascii="Courier New" w:hAnsi="Courier New"/>
+          <w:color w:val="1A1A1A"/>
+          <w:sz w:val="17"/>
+        </w:rPr>
+        <w:t xml:space="preserve">    eval_results = evaluate_classifiers(clfs, X_train, y_train,</w:t>
+      </w:r>
+    </w:p>
+    <w:p>
+      <w:pPr>
+        <w:spacing w:before="0" w:after="0"/>
+        <w:ind w:left="283" w:right="283"/>
+        <w:shd w:val="clear" w:color="auto" w:fill="F2F2F2"/>
+      </w:pPr>
+      <w:r>
+        <w:rPr>
+          <w:rFonts w:ascii="Courier New" w:hAnsi="Courier New"/>
+          <w:color w:val="1A1A1A"/>
+          <w:sz w:val="17"/>
+        </w:rPr>
+        <w:t xml:space="preserve">                                        use_smote=True, cv=3)</w:t>
+      </w:r>
+    </w:p>
+    <w:p>
+      <w:pPr>
+        <w:spacing w:before="0" w:after="0"/>
+        <w:ind w:left="283" w:right="283"/>
+        <w:shd w:val="clear" w:color="auto" w:fill="F2F2F2"/>
+      </w:pPr>
+      <w:r>
+        <w:rPr>
+          <w:rFonts w:ascii="Courier New" w:hAnsi="Courier New"/>
+          <w:color w:val="1A1A1A"/>
+          <w:sz w:val="17"/>
+        </w:rPr>
+        <w:t xml:space="preserve"> </w:t>
+      </w:r>
+    </w:p>
+    <w:p>
+      <w:pPr>
+        <w:spacing w:before="0" w:after="0"/>
+        <w:ind w:left="283" w:right="283"/>
+        <w:shd w:val="clear" w:color="auto" w:fill="F2F2F2"/>
+      </w:pPr>
+      <w:r>
+        <w:rPr>
+          <w:rFonts w:ascii="Courier New" w:hAnsi="Courier New"/>
+          <w:color w:val="1A1A1A"/>
+          <w:sz w:val="17"/>
+        </w:rPr>
+        <w:t xml:space="preserve">    # ── Best model by AUC-ROC ─────────────────────────────────────────</w:t>
+      </w:r>
+    </w:p>
+    <w:p>
+      <w:pPr>
+        <w:spacing w:before="0" w:after="0"/>
+        <w:ind w:left="283" w:right="283"/>
+        <w:shd w:val="clear" w:color="auto" w:fill="F2F2F2"/>
+      </w:pPr>
+      <w:r>
+        <w:rPr>
+          <w:rFonts w:ascii="Courier New" w:hAnsi="Courier New"/>
+          <w:color w:val="1A1A1A"/>
+          <w:sz w:val="17"/>
+        </w:rPr>
+        <w:t xml:space="preserve">    best_name = max(eval_results, key=lambda n: eval_results[n]["auc_roc"])</w:t>
+      </w:r>
+    </w:p>
+    <w:p>
+      <w:pPr>
+        <w:spacing w:before="0" w:after="0"/>
+        <w:ind w:left="283" w:right="283"/>
+        <w:shd w:val="clear" w:color="auto" w:fill="F2F2F2"/>
+      </w:pPr>
+      <w:r>
+        <w:rPr>
+          <w:rFonts w:ascii="Courier New" w:hAnsi="Courier New"/>
+          <w:color w:val="1A1A1A"/>
+          <w:sz w:val="17"/>
+        </w:rPr>
+        <w:t xml:space="preserve">    print(f"\n[Best model] {best_name}  "</w:t>
+      </w:r>
+    </w:p>
+    <w:p>
+      <w:pPr>
+        <w:spacing w:before="0" w:after="0"/>
+        <w:ind w:left="283" w:right="283"/>
+        <w:shd w:val="clear" w:color="auto" w:fill="F2F2F2"/>
+      </w:pPr>
+      <w:r>
+        <w:rPr>
+          <w:rFonts w:ascii="Courier New" w:hAnsi="Courier New"/>
+          <w:color w:val="1A1A1A"/>
+          <w:sz w:val="17"/>
+        </w:rPr>
+        <w:t xml:space="preserve">          f"AUC-ROC={eval_results[best_name]['auc_roc']:.4f}  "</w:t>
+      </w:r>
+    </w:p>
+    <w:p>
+      <w:pPr>
+        <w:spacing w:before="0" w:after="0"/>
+        <w:ind w:left="283" w:right="283"/>
+        <w:shd w:val="clear" w:color="auto" w:fill="F2F2F2"/>
+      </w:pPr>
+      <w:r>
+        <w:rPr>
+          <w:rFonts w:ascii="Courier New" w:hAnsi="Courier New"/>
+          <w:color w:val="1A1A1A"/>
+          <w:sz w:val="17"/>
+        </w:rPr>
+        <w:t xml:space="preserve">          f"AUC-PR={eval_results[best_name]['auc_pr']:.4f}")</w:t>
+      </w:r>
+    </w:p>
+    <w:p>
+      <w:pPr>
+        <w:spacing w:before="0" w:after="0"/>
+        <w:ind w:left="283" w:right="283"/>
+        <w:shd w:val="clear" w:color="auto" w:fill="F2F2F2"/>
+      </w:pPr>
+      <w:r>
+        <w:rPr>
+          <w:rFonts w:ascii="Courier New" w:hAnsi="Courier New"/>
+          <w:color w:val="1A1A1A"/>
+          <w:sz w:val="17"/>
+        </w:rPr>
+        <w:t xml:space="preserve"> </w:t>
+      </w:r>
+    </w:p>
+    <w:p>
+      <w:pPr>
+        <w:spacing w:before="0" w:after="0"/>
+        <w:ind w:left="283" w:right="283"/>
+        <w:shd w:val="clear" w:color="auto" w:fill="F2F2F2"/>
+      </w:pPr>
+      <w:r>
+        <w:rPr>
+          <w:rFonts w:ascii="Courier New" w:hAnsi="Courier New"/>
+          <w:color w:val="1A1A1A"/>
+          <w:sz w:val="17"/>
+        </w:rPr>
+        <w:t xml:space="preserve">    # ── Full fit on train, predict on test ────────────────────────────</w:t>
+      </w:r>
+    </w:p>
+    <w:p>
+      <w:pPr>
+        <w:spacing w:before="0" w:after="0"/>
+        <w:ind w:left="283" w:right="283"/>
+        <w:shd w:val="clear" w:color="auto" w:fill="F2F2F2"/>
+      </w:pPr>
+      <w:r>
+        <w:rPr>
+          <w:rFonts w:ascii="Courier New" w:hAnsi="Courier New"/>
+          <w:color w:val="1A1A1A"/>
+          <w:sz w:val="17"/>
+        </w:rPr>
+        <w:t xml:space="preserve">    best_clf = clfs[best_name]</w:t>
+      </w:r>
+    </w:p>
+    <w:p>
+      <w:pPr>
+        <w:spacing w:before="0" w:after="0"/>
+        <w:ind w:left="283" w:right="283"/>
+        <w:shd w:val="clear" w:color="auto" w:fill="F2F2F2"/>
+      </w:pPr>
+      <w:r>
+        <w:rPr>
+          <w:rFonts w:ascii="Courier New" w:hAnsi="Courier New"/>
+          <w:color w:val="1A1A1A"/>
+          <w:sz w:val="17"/>
+        </w:rPr>
+        <w:t xml:space="preserve">    smote    = SMOTE(random_state=42)</w:t>
+      </w:r>
+    </w:p>
+    <w:p>
+      <w:pPr>
+        <w:spacing w:before="0" w:after="0"/>
+        <w:ind w:left="283" w:right="283"/>
+        <w:shd w:val="clear" w:color="auto" w:fill="F2F2F2"/>
+      </w:pPr>
+      <w:r>
+        <w:rPr>
+          <w:rFonts w:ascii="Courier New" w:hAnsi="Courier New"/>
+          <w:color w:val="1A1A1A"/>
+          <w:sz w:val="17"/>
+        </w:rPr>
+        <w:t xml:space="preserve">    X_tr_sm, y_tr_sm = smote.fit_resample(X_train, y_train)</w:t>
+      </w:r>
+    </w:p>
+    <w:p>
+      <w:pPr>
+        <w:spacing w:before="0" w:after="0"/>
+        <w:ind w:left="283" w:right="283"/>
+        <w:shd w:val="clear" w:color="auto" w:fill="F2F2F2"/>
+      </w:pPr>
+      <w:r>
+        <w:rPr>
+          <w:rFonts w:ascii="Courier New" w:hAnsi="Courier New"/>
+          <w:color w:val="1A1A1A"/>
+          <w:sz w:val="17"/>
+        </w:rPr>
+        <w:t xml:space="preserve">    best_clf.fit(X_tr_sm, y_tr_sm)</w:t>
+      </w:r>
+    </w:p>
+    <w:p>
+      <w:pPr>
+        <w:spacing w:before="0" w:after="0"/>
+        <w:ind w:left="283" w:right="283"/>
+        <w:shd w:val="clear" w:color="auto" w:fill="F2F2F2"/>
+      </w:pPr>
+      <w:r>
+        <w:rPr>
+          <w:rFonts w:ascii="Courier New" w:hAnsi="Courier New"/>
+          <w:color w:val="1A1A1A"/>
+          <w:sz w:val="17"/>
+        </w:rPr>
+        <w:t xml:space="preserve">    y_prob_test = best_clf.predict_proba(X_test)[:, 1]</w:t>
+      </w:r>
+    </w:p>
+    <w:p>
+      <w:pPr>
+        <w:spacing w:before="0" w:after="0"/>
+        <w:ind w:left="283" w:right="283"/>
+        <w:shd w:val="clear" w:color="auto" w:fill="F2F2F2"/>
+      </w:pPr>
+      <w:r>
+        <w:rPr>
+          <w:rFonts w:ascii="Courier New" w:hAnsi="Courier New"/>
+          <w:color w:val="1A1A1A"/>
+          <w:sz w:val="17"/>
+        </w:rPr>
+        <w:t xml:space="preserve"> </w:t>
+      </w:r>
+    </w:p>
+    <w:p>
+      <w:pPr>
+        <w:spacing w:before="0" w:after="0"/>
+        <w:ind w:left="283" w:right="283"/>
+        <w:shd w:val="clear" w:color="auto" w:fill="F2F2F2"/>
+      </w:pPr>
+      <w:r>
+        <w:rPr>
+          <w:rFonts w:ascii="Courier New" w:hAnsi="Courier New"/>
+          <w:color w:val="1A1A1A"/>
+          <w:sz w:val="17"/>
+        </w:rPr>
+        <w:t xml:space="preserve">    # ── Threshold tuning ──────────────────────────────────────────────</w:t>
+      </w:r>
+    </w:p>
+    <w:p>
+      <w:pPr>
+        <w:spacing w:before="0" w:after="0"/>
+        <w:ind w:left="283" w:right="283"/>
+        <w:shd w:val="clear" w:color="auto" w:fill="F2F2F2"/>
+      </w:pPr>
+      <w:r>
+        <w:rPr>
+          <w:rFonts w:ascii="Courier New" w:hAnsi="Courier New"/>
+          <w:color w:val="1A1A1A"/>
+          <w:sz w:val="17"/>
+        </w:rPr>
+        <w:t xml:space="preserve">    print("\n[Predictive] Threshold tuning (cost-based) …")</w:t>
+      </w:r>
+    </w:p>
+    <w:p>
+      <w:pPr>
+        <w:spacing w:before="0" w:after="0"/>
+        <w:ind w:left="283" w:right="283"/>
+        <w:shd w:val="clear" w:color="auto" w:fill="F2F2F2"/>
+      </w:pPr>
+      <w:r>
+        <w:rPr>
+          <w:rFonts w:ascii="Courier New" w:hAnsi="Courier New"/>
+          <w:color w:val="1A1A1A"/>
+          <w:sz w:val="17"/>
+        </w:rPr>
+        <w:t xml:space="preserve">    thresh_result = find_optimal_threshold(y_test.values, y_prob_test,</w:t>
+      </w:r>
+    </w:p>
+    <w:p>
+      <w:pPr>
+        <w:spacing w:before="0" w:after="0"/>
+        <w:ind w:left="283" w:right="283"/>
+        <w:shd w:val="clear" w:color="auto" w:fill="F2F2F2"/>
+      </w:pPr>
+      <w:r>
+        <w:rPr>
+          <w:rFonts w:ascii="Courier New" w:hAnsi="Courier New"/>
+          <w:color w:val="1A1A1A"/>
+          <w:sz w:val="17"/>
+        </w:rPr>
+        <w:t xml:space="preserve">                                           cost_fn=500.0, cost_fp=5.0)</w:t>
+      </w:r>
+    </w:p>
+    <w:p>
+      <w:pPr>
+        <w:spacing w:before="0" w:after="0"/>
+        <w:ind w:left="283" w:right="283"/>
+        <w:shd w:val="clear" w:color="auto" w:fill="F2F2F2"/>
+      </w:pPr>
+      <w:r>
+        <w:rPr>
+          <w:rFonts w:ascii="Courier New" w:hAnsi="Courier New"/>
+          <w:color w:val="1A1A1A"/>
+          <w:sz w:val="17"/>
+        </w:rPr>
+        <w:t xml:space="preserve">    print(f"  Optimal threshold: {thresh_result['optimal_threshold']:.4f}  "</w:t>
+      </w:r>
+    </w:p>
+    <w:p>
+      <w:pPr>
+        <w:spacing w:before="0" w:after="0"/>
+        <w:ind w:left="283" w:right="283"/>
+        <w:shd w:val="clear" w:color="auto" w:fill="F2F2F2"/>
+      </w:pPr>
+      <w:r>
+        <w:rPr>
+          <w:rFonts w:ascii="Courier New" w:hAnsi="Courier New"/>
+          <w:color w:val="1A1A1A"/>
+          <w:sz w:val="17"/>
+        </w:rPr>
+        <w:t xml:space="preserve">          f"Min total cost: ${thresh_result['min_total_cost']:,.0f}")</w:t>
+      </w:r>
+    </w:p>
+    <w:p>
+      <w:pPr>
+        <w:spacing w:before="0" w:after="0"/>
+        <w:ind w:left="283" w:right="283"/>
+        <w:shd w:val="clear" w:color="auto" w:fill="F2F2F2"/>
+      </w:pPr>
+      <w:r>
+        <w:rPr>
+          <w:rFonts w:ascii="Courier New" w:hAnsi="Courier New"/>
+          <w:color w:val="1A1A1A"/>
+          <w:sz w:val="17"/>
+        </w:rPr>
+        <w:t xml:space="preserve"> </w:t>
+      </w:r>
+    </w:p>
+    <w:p>
+      <w:pPr>
+        <w:spacing w:before="0" w:after="0"/>
+        <w:ind w:left="283" w:right="283"/>
+        <w:shd w:val="clear" w:color="auto" w:fill="F2F2F2"/>
+      </w:pPr>
+      <w:r>
+        <w:rPr>
+          <w:rFonts w:ascii="Courier New" w:hAnsi="Courier New"/>
+          <w:color w:val="1A1A1A"/>
+          <w:sz w:val="17"/>
+        </w:rPr>
+        <w:t xml:space="preserve">    # ── Feature importance ─────────────────────────────────────────────</w:t>
+      </w:r>
+    </w:p>
+    <w:p>
+      <w:pPr>
+        <w:spacing w:before="0" w:after="0"/>
+        <w:ind w:left="283" w:right="283"/>
+        <w:shd w:val="clear" w:color="auto" w:fill="F2F2F2"/>
+      </w:pPr>
+      <w:r>
+        <w:rPr>
+          <w:rFonts w:ascii="Courier New" w:hAnsi="Courier New"/>
+          <w:color w:val="1A1A1A"/>
+          <w:sz w:val="17"/>
+        </w:rPr>
+        <w:t xml:space="preserve">    print("[Predictive] Feature importance …")</w:t>
+      </w:r>
+    </w:p>
+    <w:p>
+      <w:pPr>
+        <w:spacing w:before="0" w:after="0"/>
+        <w:ind w:left="283" w:right="283"/>
+        <w:shd w:val="clear" w:color="auto" w:fill="F2F2F2"/>
+      </w:pPr>
+      <w:r>
+        <w:rPr>
+          <w:rFonts w:ascii="Courier New" w:hAnsi="Courier New"/>
+          <w:color w:val="1A1A1A"/>
+          <w:sz w:val="17"/>
+        </w:rPr>
+        <w:t xml:space="preserve">    feat_imp = extract_feature_importance(best_clf, X_tr_sm, feature_cols)</w:t>
+      </w:r>
+    </w:p>
+    <w:p>
+      <w:pPr>
+        <w:spacing w:before="0" w:after="0"/>
+        <w:ind w:left="283" w:right="283"/>
+        <w:shd w:val="clear" w:color="auto" w:fill="F2F2F2"/>
+      </w:pPr>
+      <w:r>
+        <w:rPr>
+          <w:rFonts w:ascii="Courier New" w:hAnsi="Courier New"/>
+          <w:color w:val="1A1A1A"/>
+          <w:sz w:val="17"/>
+        </w:rPr>
+        <w:t xml:space="preserve"> </w:t>
+      </w:r>
+    </w:p>
+    <w:p>
+      <w:pPr>
+        <w:spacing w:before="0" w:after="0"/>
+        <w:ind w:left="283" w:right="283"/>
+        <w:shd w:val="clear" w:color="auto" w:fill="F2F2F2"/>
+      </w:pPr>
+      <w:r>
+        <w:rPr>
+          <w:rFonts w:ascii="Courier New" w:hAnsi="Courier New"/>
+          <w:color w:val="1A1A1A"/>
+          <w:sz w:val="17"/>
+        </w:rPr>
+        <w:t xml:space="preserve">    # ── Plots: Predictive ─────────────────────────────────────────────</w:t>
+      </w:r>
+    </w:p>
+    <w:p>
+      <w:pPr>
+        <w:spacing w:before="0" w:after="0"/>
+        <w:ind w:left="283" w:right="283"/>
+        <w:shd w:val="clear" w:color="auto" w:fill="F2F2F2"/>
+      </w:pPr>
+      <w:r>
+        <w:rPr>
+          <w:rFonts w:ascii="Courier New" w:hAnsi="Courier New"/>
+          <w:color w:val="1A1A1A"/>
+          <w:sz w:val="17"/>
+        </w:rPr>
+        <w:t xml:space="preserve">    print("\n[Plot] Saving visualisations …")</w:t>
+      </w:r>
+    </w:p>
+    <w:p>
+      <w:pPr>
+        <w:spacing w:before="0" w:after="0"/>
+        <w:ind w:left="283" w:right="283"/>
+        <w:shd w:val="clear" w:color="auto" w:fill="F2F2F2"/>
+      </w:pPr>
+      <w:r>
+        <w:rPr>
+          <w:rFonts w:ascii="Courier New" w:hAnsi="Courier New"/>
+          <w:color w:val="1A1A1A"/>
+          <w:sz w:val="17"/>
+        </w:rPr>
+        <w:t xml:space="preserve">    # Use CV probabilities for most plots</w:t>
+      </w:r>
+    </w:p>
+    <w:p>
+      <w:pPr>
+        <w:spacing w:before="0" w:after="0"/>
+        <w:ind w:left="283" w:right="283"/>
+        <w:shd w:val="clear" w:color="auto" w:fill="F2F2F2"/>
+      </w:pPr>
+      <w:r>
+        <w:rPr>
+          <w:rFonts w:ascii="Courier New" w:hAnsi="Courier New"/>
+          <w:color w:val="1A1A1A"/>
+          <w:sz w:val="17"/>
+        </w:rPr>
+        <w:t xml:space="preserve">    plot_roc_pr_curves(eval_results, y_train.values)</w:t>
+      </w:r>
+    </w:p>
+    <w:p>
+      <w:pPr>
+        <w:spacing w:before="0" w:after="0"/>
+        <w:ind w:left="283" w:right="283"/>
+        <w:shd w:val="clear" w:color="auto" w:fill="F2F2F2"/>
+      </w:pPr>
+      <w:r>
+        <w:rPr>
+          <w:rFonts w:ascii="Courier New" w:hAnsi="Courier New"/>
+          <w:color w:val="1A1A1A"/>
+          <w:sz w:val="17"/>
+        </w:rPr>
+        <w:t xml:space="preserve">    plot_confusion_matrices(eval_results, y_train.values,</w:t>
+      </w:r>
+    </w:p>
+    <w:p>
+      <w:pPr>
+        <w:spacing w:before="0" w:after="0"/>
+        <w:ind w:left="283" w:right="283"/>
+        <w:shd w:val="clear" w:color="auto" w:fill="F2F2F2"/>
+      </w:pPr>
+      <w:r>
+        <w:rPr>
+          <w:rFonts w:ascii="Courier New" w:hAnsi="Courier New"/>
+          <w:color w:val="1A1A1A"/>
+          <w:sz w:val="17"/>
+        </w:rPr>
+        <w:t xml:space="preserve">                            thresh_result["optimal_threshold"])</w:t>
+      </w:r>
+    </w:p>
+    <w:p>
+      <w:pPr>
+        <w:spacing w:before="0" w:after="0"/>
+        <w:ind w:left="283" w:right="283"/>
+        <w:shd w:val="clear" w:color="auto" w:fill="F2F2F2"/>
+      </w:pPr>
+      <w:r>
+        <w:rPr>
+          <w:rFonts w:ascii="Courier New" w:hAnsi="Courier New"/>
+          <w:color w:val="1A1A1A"/>
+          <w:sz w:val="17"/>
+        </w:rPr>
+        <w:t xml:space="preserve">    plot_threshold_cost(thresh_result, best_name)</w:t>
+      </w:r>
+    </w:p>
+    <w:p>
+      <w:pPr>
+        <w:spacing w:before="0" w:after="0"/>
+        <w:ind w:left="283" w:right="283"/>
+        <w:shd w:val="clear" w:color="auto" w:fill="F2F2F2"/>
+      </w:pPr>
+      <w:r>
+        <w:rPr>
+          <w:rFonts w:ascii="Courier New" w:hAnsi="Courier New"/>
+          <w:color w:val="1A1A1A"/>
+          <w:sz w:val="17"/>
+        </w:rPr>
+        <w:t xml:space="preserve">    plot_feature_importance(feat_imp, best_name)</w:t>
+      </w:r>
+    </w:p>
+    <w:p>
+      <w:pPr>
+        <w:spacing w:before="0" w:after="0"/>
+        <w:ind w:left="283" w:right="283"/>
+        <w:shd w:val="clear" w:color="auto" w:fill="F2F2F2"/>
+      </w:pPr>
+      <w:r>
+        <w:rPr>
+          <w:rFonts w:ascii="Courier New" w:hAnsi="Courier New"/>
+          <w:color w:val="1A1A1A"/>
+          <w:sz w:val="17"/>
+        </w:rPr>
+        <w:t xml:space="preserve">    plot_model_metrics_bar(eval_results)</w:t>
+      </w:r>
+    </w:p>
+    <w:p>
+      <w:pPr>
+        <w:spacing w:before="0" w:after="0"/>
+        <w:ind w:left="283" w:right="283"/>
+        <w:shd w:val="clear" w:color="auto" w:fill="F2F2F2"/>
+      </w:pPr>
+      <w:r>
+        <w:rPr>
+          <w:rFonts w:ascii="Courier New" w:hAnsi="Courier New"/>
+          <w:color w:val="1A1A1A"/>
+          <w:sz w:val="17"/>
+        </w:rPr>
+        <w:t xml:space="preserve"> </w:t>
+      </w:r>
+    </w:p>
+    <w:p>
+      <w:pPr>
+        <w:spacing w:before="0" w:after="0"/>
+        <w:ind w:left="283" w:right="283"/>
+        <w:shd w:val="clear" w:color="auto" w:fill="F2F2F2"/>
+      </w:pPr>
+      <w:r>
+        <w:rPr>
+          <w:rFonts w:ascii="Courier New" w:hAnsi="Courier New"/>
+          <w:color w:val="1A1A1A"/>
+          <w:sz w:val="17"/>
+        </w:rPr>
+        <w:t xml:space="preserve">    # ── Prescriptive ──────────────────────────────────────────────────</w:t>
+      </w:r>
+    </w:p>
+    <w:p>
+      <w:pPr>
+        <w:spacing w:before="0" w:after="0"/>
+        <w:ind w:left="283" w:right="283"/>
+        <w:shd w:val="clear" w:color="auto" w:fill="F2F2F2"/>
+      </w:pPr>
+      <w:r>
+        <w:rPr>
+          <w:rFonts w:ascii="Courier New" w:hAnsi="Courier New"/>
+          <w:color w:val="1A1A1A"/>
+          <w:sz w:val="17"/>
+        </w:rPr>
+        <w:t xml:space="preserve">    print("\n[Prescriptive] Risk tier assignment …")</w:t>
+      </w:r>
+    </w:p>
+    <w:p>
+      <w:pPr>
+        <w:spacing w:before="0" w:after="0"/>
+        <w:ind w:left="283" w:right="283"/>
+        <w:shd w:val="clear" w:color="auto" w:fill="F2F2F2"/>
+      </w:pPr>
+      <w:r>
+        <w:rPr>
+          <w:rFonts w:ascii="Courier New" w:hAnsi="Courier New"/>
+          <w:color w:val="1A1A1A"/>
+          <w:sz w:val="17"/>
+        </w:rPr>
+        <w:t xml:space="preserve">    tiers      = [assign_risk_tier(p) for p in y_prob_test]</w:t>
+      </w:r>
+    </w:p>
+    <w:p>
+      <w:pPr>
+        <w:spacing w:before="0" w:after="0"/>
+        <w:ind w:left="283" w:right="283"/>
+        <w:shd w:val="clear" w:color="auto" w:fill="F2F2F2"/>
+      </w:pPr>
+      <w:r>
+        <w:rPr>
+          <w:rFonts w:ascii="Courier New" w:hAnsi="Courier New"/>
+          <w:color w:val="1A1A1A"/>
+          <w:sz w:val="17"/>
+        </w:rPr>
+        <w:t xml:space="preserve">    tier_counts = pd.Series(tiers).value_counts().reindex(["Low","Medium","High","Critical"]).fillna(0)</w:t>
+      </w:r>
+    </w:p>
+    <w:p>
+      <w:pPr>
+        <w:spacing w:before="0" w:after="0"/>
+        <w:ind w:left="283" w:right="283"/>
+        <w:shd w:val="clear" w:color="auto" w:fill="F2F2F2"/>
+      </w:pPr>
+      <w:r>
+        <w:rPr>
+          <w:rFonts w:ascii="Courier New" w:hAnsi="Courier New"/>
+          <w:color w:val="1A1A1A"/>
+          <w:sz w:val="17"/>
+        </w:rPr>
+        <w:t xml:space="preserve">    plot_risk_tier_distribution(y_prob_test)</w:t>
+      </w:r>
+    </w:p>
+    <w:p>
+      <w:pPr>
+        <w:spacing w:before="0" w:after="0"/>
+        <w:ind w:left="283" w:right="283"/>
+        <w:shd w:val="clear" w:color="auto" w:fill="F2F2F2"/>
+      </w:pPr>
+      <w:r>
+        <w:rPr>
+          <w:rFonts w:ascii="Courier New" w:hAnsi="Courier New"/>
+          <w:color w:val="1A1A1A"/>
+          <w:sz w:val="17"/>
+        </w:rPr>
+        <w:t xml:space="preserve"> </w:t>
+      </w:r>
+    </w:p>
+    <w:p>
+      <w:pPr>
+        <w:spacing w:before="0" w:after="0"/>
+        <w:ind w:left="283" w:right="283"/>
+        <w:shd w:val="clear" w:color="auto" w:fill="F2F2F2"/>
+      </w:pPr>
+      <w:r>
+        <w:rPr>
+          <w:rFonts w:ascii="Courier New" w:hAnsi="Courier New"/>
+          <w:color w:val="1A1A1A"/>
+          <w:sz w:val="17"/>
+        </w:rPr>
+        <w:t xml:space="preserve">    print("[Prescriptive] Cost-benefit analysis …")</w:t>
+      </w:r>
+    </w:p>
+    <w:p>
+      <w:pPr>
+        <w:spacing w:before="0" w:after="0"/>
+        <w:ind w:left="283" w:right="283"/>
+        <w:shd w:val="clear" w:color="auto" w:fill="F2F2F2"/>
+      </w:pPr>
+      <w:r>
+        <w:rPr>
+          <w:rFonts w:ascii="Courier New" w:hAnsi="Courier New"/>
+          <w:color w:val="1A1A1A"/>
+          <w:sz w:val="17"/>
+        </w:rPr>
+        <w:t xml:space="preserve">    cost_result = cost_benefit_analysis(</w:t>
+      </w:r>
+    </w:p>
+    <w:p>
+      <w:pPr>
+        <w:spacing w:before="0" w:after="0"/>
+        <w:ind w:left="283" w:right="283"/>
+        <w:shd w:val="clear" w:color="auto" w:fill="F2F2F2"/>
+      </w:pPr>
+      <w:r>
+        <w:rPr>
+          <w:rFonts w:ascii="Courier New" w:hAnsi="Courier New"/>
+          <w:color w:val="1A1A1A"/>
+          <w:sz w:val="17"/>
+        </w:rPr>
+        <w:t xml:space="preserve">        y_test.values, y_prob_test,</w:t>
+      </w:r>
+    </w:p>
+    <w:p>
+      <w:pPr>
+        <w:spacing w:before="0" w:after="0"/>
+        <w:ind w:left="283" w:right="283"/>
+        <w:shd w:val="clear" w:color="auto" w:fill="F2F2F2"/>
+      </w:pPr>
+      <w:r>
+        <w:rPr>
+          <w:rFonts w:ascii="Courier New" w:hAnsi="Courier New"/>
+          <w:color w:val="1A1A1A"/>
+          <w:sz w:val="17"/>
+        </w:rPr>
+        <w:t xml:space="preserve">        threshold=thresh_result["optimal_threshold"])</w:t>
+      </w:r>
+    </w:p>
+    <w:p>
+      <w:pPr>
+        <w:spacing w:before="0" w:after="0"/>
+        <w:ind w:left="283" w:right="283"/>
+        <w:shd w:val="clear" w:color="auto" w:fill="F2F2F2"/>
+      </w:pPr>
+      <w:r>
+        <w:rPr>
+          <w:rFonts w:ascii="Courier New" w:hAnsi="Courier New"/>
+          <w:color w:val="1A1A1A"/>
+          <w:sz w:val="17"/>
+        </w:rPr>
+        <w:t xml:space="preserve">    print(f"  Fraud loss prevented:  ${cost_result['fraud_loss_prevented_usd']:&gt;12,.0f}")</w:t>
+      </w:r>
+    </w:p>
+    <w:p>
+      <w:pPr>
+        <w:spacing w:before="0" w:after="0"/>
+        <w:ind w:left="283" w:right="283"/>
+        <w:shd w:val="clear" w:color="auto" w:fill="F2F2F2"/>
+      </w:pPr>
+      <w:r>
+        <w:rPr>
+          <w:rFonts w:ascii="Courier New" w:hAnsi="Courier New"/>
+          <w:color w:val="1A1A1A"/>
+          <w:sz w:val="17"/>
+        </w:rPr>
+        <w:t xml:space="preserve">    print(f"  Friction cost (FP):    ${cost_result['friction_cost_usd']:&gt;12,.0f}")</w:t>
+      </w:r>
+    </w:p>
+    <w:p>
+      <w:pPr>
+        <w:spacing w:before="0" w:after="0"/>
+        <w:ind w:left="283" w:right="283"/>
+        <w:shd w:val="clear" w:color="auto" w:fill="F2F2F2"/>
+      </w:pPr>
+      <w:r>
+        <w:rPr>
+          <w:rFonts w:ascii="Courier New" w:hAnsi="Courier New"/>
+          <w:color w:val="1A1A1A"/>
+          <w:sz w:val="17"/>
+        </w:rPr>
+        <w:t xml:space="preserve">    print(f"  Net benefit:           ${cost_result['net_benefit_usd']:&gt;12,.0f}")</w:t>
+      </w:r>
+    </w:p>
+    <w:p>
+      <w:pPr>
+        <w:spacing w:before="0" w:after="0"/>
+        <w:ind w:left="283" w:right="283"/>
+        <w:shd w:val="clear" w:color="auto" w:fill="F2F2F2"/>
+      </w:pPr>
+      <w:r>
+        <w:rPr>
+          <w:rFonts w:ascii="Courier New" w:hAnsi="Courier New"/>
+          <w:color w:val="1A1A1A"/>
+          <w:sz w:val="17"/>
+        </w:rPr>
+        <w:t xml:space="preserve"> </w:t>
+      </w:r>
+    </w:p>
+    <w:p>
+      <w:pPr>
+        <w:spacing w:before="0" w:after="0"/>
+        <w:ind w:left="283" w:right="283"/>
+        <w:shd w:val="clear" w:color="auto" w:fill="F2F2F2"/>
+      </w:pPr>
+      <w:r>
+        <w:rPr>
+          <w:rFonts w:ascii="Courier New" w:hAnsi="Courier New"/>
+          <w:color w:val="1A1A1A"/>
+          <w:sz w:val="17"/>
+        </w:rPr>
+        <w:t xml:space="preserve">    print("[Prescriptive] Fraud playbook:")</w:t>
+      </w:r>
+    </w:p>
+    <w:p>
+      <w:pPr>
+        <w:spacing w:before="0" w:after="0"/>
+        <w:ind w:left="283" w:right="283"/>
+        <w:shd w:val="clear" w:color="auto" w:fill="F2F2F2"/>
+      </w:pPr>
+      <w:r>
+        <w:rPr>
+          <w:rFonts w:ascii="Courier New" w:hAnsi="Courier New"/>
+          <w:color w:val="1A1A1A"/>
+          <w:sz w:val="17"/>
+        </w:rPr>
+        <w:t xml:space="preserve">    playbook_summary = {}</w:t>
+      </w:r>
+    </w:p>
+    <w:p>
+      <w:pPr>
+        <w:spacing w:before="0" w:after="0"/>
+        <w:ind w:left="283" w:right="283"/>
+        <w:shd w:val="clear" w:color="auto" w:fill="F2F2F2"/>
+      </w:pPr>
+      <w:r>
+        <w:rPr>
+          <w:rFonts w:ascii="Courier New" w:hAnsi="Courier New"/>
+          <w:color w:val="1A1A1A"/>
+          <w:sz w:val="17"/>
+        </w:rPr>
+        <w:t xml:space="preserve">    for tier in ["Low", "Medium", "High", "Critical"]:</w:t>
+      </w:r>
+    </w:p>
+    <w:p>
+      <w:pPr>
+        <w:spacing w:before="0" w:after="0"/>
+        <w:ind w:left="283" w:right="283"/>
+        <w:shd w:val="clear" w:color="auto" w:fill="F2F2F2"/>
+      </w:pPr>
+      <w:r>
+        <w:rPr>
+          <w:rFonts w:ascii="Courier New" w:hAnsi="Courier New"/>
+          <w:color w:val="1A1A1A"/>
+          <w:sz w:val="17"/>
+        </w:rPr>
+        <w:t xml:space="preserve">        cnt = int(tier_counts.get(tier, 0))</w:t>
+      </w:r>
+    </w:p>
+    <w:p>
+      <w:pPr>
+        <w:spacing w:before="0" w:after="0"/>
+        <w:ind w:left="283" w:right="283"/>
+        <w:shd w:val="clear" w:color="auto" w:fill="F2F2F2"/>
+      </w:pPr>
+      <w:r>
+        <w:rPr>
+          <w:rFonts w:ascii="Courier New" w:hAnsi="Courier New"/>
+          <w:color w:val="1A1A1A"/>
+          <w:sz w:val="17"/>
+        </w:rPr>
+        <w:t xml:space="preserve">        print(f"  [{tier:8s}] {cnt:6,} txns → {PLAYBOOK[tier]}")</w:t>
+      </w:r>
+    </w:p>
+    <w:p>
+      <w:pPr>
+        <w:spacing w:before="0" w:after="0"/>
+        <w:ind w:left="283" w:right="283"/>
+        <w:shd w:val="clear" w:color="auto" w:fill="F2F2F2"/>
+      </w:pPr>
+      <w:r>
+        <w:rPr>
+          <w:rFonts w:ascii="Courier New" w:hAnsi="Courier New"/>
+          <w:color w:val="1A1A1A"/>
+          <w:sz w:val="17"/>
+        </w:rPr>
+        <w:t xml:space="preserve">        playbook_summary[tier] = {</w:t>
+      </w:r>
+    </w:p>
+    <w:p>
+      <w:pPr>
+        <w:spacing w:before="0" w:after="0"/>
+        <w:ind w:left="283" w:right="283"/>
+        <w:shd w:val="clear" w:color="auto" w:fill="F2F2F2"/>
+      </w:pPr>
+      <w:r>
+        <w:rPr>
+          <w:rFonts w:ascii="Courier New" w:hAnsi="Courier New"/>
+          <w:color w:val="1A1A1A"/>
+          <w:sz w:val="17"/>
+        </w:rPr>
+        <w:t xml:space="preserve">            "count":  cnt,</w:t>
+      </w:r>
+    </w:p>
+    <w:p>
+      <w:pPr>
+        <w:spacing w:before="0" w:after="0"/>
+        <w:ind w:left="283" w:right="283"/>
+        <w:shd w:val="clear" w:color="auto" w:fill="F2F2F2"/>
+      </w:pPr>
+      <w:r>
+        <w:rPr>
+          <w:rFonts w:ascii="Courier New" w:hAnsi="Courier New"/>
+          <w:color w:val="1A1A1A"/>
+          <w:sz w:val="17"/>
+        </w:rPr>
+        <w:t xml:space="preserve">            "action": PLAYBOOK[tier],</w:t>
+      </w:r>
+    </w:p>
+    <w:p>
+      <w:pPr>
+        <w:spacing w:before="0" w:after="0"/>
+        <w:ind w:left="283" w:right="283"/>
+        <w:shd w:val="clear" w:color="auto" w:fill="F2F2F2"/>
+      </w:pPr>
+      <w:r>
+        <w:rPr>
+          <w:rFonts w:ascii="Courier New" w:hAnsi="Courier New"/>
+          <w:color w:val="1A1A1A"/>
+          <w:sz w:val="17"/>
+        </w:rPr>
+        <w:t xml:space="preserve">            "range":  list(RISK_TIERS[tier]),</w:t>
+      </w:r>
+    </w:p>
+    <w:p>
+      <w:pPr>
+        <w:spacing w:before="0" w:after="0"/>
+        <w:ind w:left="283" w:right="283"/>
+        <w:shd w:val="clear" w:color="auto" w:fill="F2F2F2"/>
+      </w:pPr>
+      <w:r>
+        <w:rPr>
+          <w:rFonts w:ascii="Courier New" w:hAnsi="Courier New"/>
+          <w:color w:val="1A1A1A"/>
+          <w:sz w:val="17"/>
+        </w:rPr>
+        <w:t xml:space="preserve">        }</w:t>
+      </w:r>
+    </w:p>
+    <w:p>
+      <w:pPr>
+        <w:spacing w:before="0" w:after="0"/>
+        <w:ind w:left="283" w:right="283"/>
+        <w:shd w:val="clear" w:color="auto" w:fill="F2F2F2"/>
+      </w:pPr>
+      <w:r>
+        <w:rPr>
+          <w:rFonts w:ascii="Courier New" w:hAnsi="Courier New"/>
+          <w:color w:val="1A1A1A"/>
+          <w:sz w:val="17"/>
+        </w:rPr>
+        <w:t xml:space="preserve"> </w:t>
+      </w:r>
+    </w:p>
+    <w:p>
+      <w:pPr>
+        <w:spacing w:before="0" w:after="0"/>
+        <w:ind w:left="283" w:right="283"/>
+        <w:shd w:val="clear" w:color="auto" w:fill="F2F2F2"/>
+      </w:pPr>
+      <w:r>
+        <w:rPr>
+          <w:rFonts w:ascii="Courier New" w:hAnsi="Courier New"/>
+          <w:color w:val="1A1A1A"/>
+          <w:sz w:val="17"/>
+        </w:rPr>
+        <w:t xml:space="preserve">    print("[Prescriptive] Hourly fraud pattern …")</w:t>
+      </w:r>
+    </w:p>
+    <w:p>
+      <w:pPr>
+        <w:spacing w:before="0" w:after="0"/>
+        <w:ind w:left="283" w:right="283"/>
+        <w:shd w:val="clear" w:color="auto" w:fill="F2F2F2"/>
+      </w:pPr>
+      <w:r>
+        <w:rPr>
+          <w:rFonts w:ascii="Courier New" w:hAnsi="Courier New"/>
+          <w:color w:val="1A1A1A"/>
+          <w:sz w:val="17"/>
+        </w:rPr>
+        <w:t xml:space="preserve">    hourly = monthly_fraud_pattern(df)</w:t>
+      </w:r>
+    </w:p>
+    <w:p>
+      <w:pPr>
+        <w:spacing w:before="0" w:after="0"/>
+        <w:ind w:left="283" w:right="283"/>
+        <w:shd w:val="clear" w:color="auto" w:fill="F2F2F2"/>
+      </w:pPr>
+      <w:r>
+        <w:rPr>
+          <w:rFonts w:ascii="Courier New" w:hAnsi="Courier New"/>
+          <w:color w:val="1A1A1A"/>
+          <w:sz w:val="17"/>
+        </w:rPr>
+        <w:t xml:space="preserve">    peak_hour = int(hourly.loc[hourly["fraud_rate"].idxmax(), "hour"])</w:t>
+      </w:r>
+    </w:p>
+    <w:p>
+      <w:pPr>
+        <w:spacing w:before="0" w:after="0"/>
+        <w:ind w:left="283" w:right="283"/>
+        <w:shd w:val="clear" w:color="auto" w:fill="F2F2F2"/>
+      </w:pPr>
+      <w:r>
+        <w:rPr>
+          <w:rFonts w:ascii="Courier New" w:hAnsi="Courier New"/>
+          <w:color w:val="1A1A1A"/>
+          <w:sz w:val="17"/>
+        </w:rPr>
+        <w:t xml:space="preserve">    print(f"  Peak fraud hour: {peak_hour:02d}:00  "</w:t>
+      </w:r>
+    </w:p>
+    <w:p>
+      <w:pPr>
+        <w:spacing w:before="0" w:after="0"/>
+        <w:ind w:left="283" w:right="283"/>
+        <w:shd w:val="clear" w:color="auto" w:fill="F2F2F2"/>
+      </w:pPr>
+      <w:r>
+        <w:rPr>
+          <w:rFonts w:ascii="Courier New" w:hAnsi="Courier New"/>
+          <w:color w:val="1A1A1A"/>
+          <w:sz w:val="17"/>
+        </w:rPr>
+        <w:t xml:space="preserve">          f"(rate={hourly['fraud_rate'].max()*100:.3f}%)")</w:t>
+      </w:r>
+    </w:p>
+    <w:p>
+      <w:pPr>
+        <w:spacing w:before="0" w:after="0"/>
+        <w:ind w:left="283" w:right="283"/>
+        <w:shd w:val="clear" w:color="auto" w:fill="F2F2F2"/>
+      </w:pPr>
+      <w:r>
+        <w:rPr>
+          <w:rFonts w:ascii="Courier New" w:hAnsi="Courier New"/>
+          <w:color w:val="1A1A1A"/>
+          <w:sz w:val="17"/>
+        </w:rPr>
+        <w:t xml:space="preserve">    plot_hourly_fraud(hourly)</w:t>
+      </w:r>
+    </w:p>
+    <w:p>
+      <w:pPr>
+        <w:spacing w:before="0" w:after="0"/>
+        <w:ind w:left="283" w:right="283"/>
+        <w:shd w:val="clear" w:color="auto" w:fill="F2F2F2"/>
+      </w:pPr>
+      <w:r>
+        <w:rPr>
+          <w:rFonts w:ascii="Courier New" w:hAnsi="Courier New"/>
+          <w:color w:val="1A1A1A"/>
+          <w:sz w:val="17"/>
+        </w:rPr>
+        <w:t xml:space="preserve"> </w:t>
+      </w:r>
+    </w:p>
+    <w:p>
+      <w:pPr>
+        <w:spacing w:before="0" w:after="0"/>
+        <w:ind w:left="283" w:right="283"/>
+        <w:shd w:val="clear" w:color="auto" w:fill="F2F2F2"/>
+      </w:pPr>
+      <w:r>
+        <w:rPr>
+          <w:rFonts w:ascii="Courier New" w:hAnsi="Courier New"/>
+          <w:color w:val="1A1A1A"/>
+          <w:sz w:val="17"/>
+        </w:rPr>
+        <w:t xml:space="preserve">    # ── Fraud loss summary ─────────────────────────────────────────────</w:t>
+      </w:r>
+    </w:p>
+    <w:p>
+      <w:pPr>
+        <w:spacing w:before="0" w:after="0"/>
+        <w:ind w:left="283" w:right="283"/>
+        <w:shd w:val="clear" w:color="auto" w:fill="F2F2F2"/>
+      </w:pPr>
+      <w:r>
+        <w:rPr>
+          <w:rFonts w:ascii="Courier New" w:hAnsi="Courier New"/>
+          <w:color w:val="1A1A1A"/>
+          <w:sz w:val="17"/>
+        </w:rPr>
+        <w:t xml:space="preserve">    n_fraud_total = int(y.sum())</w:t>
+      </w:r>
+    </w:p>
+    <w:p>
+      <w:pPr>
+        <w:spacing w:before="0" w:after="0"/>
+        <w:ind w:left="283" w:right="283"/>
+        <w:shd w:val="clear" w:color="auto" w:fill="F2F2F2"/>
+      </w:pPr>
+      <w:r>
+        <w:rPr>
+          <w:rFonts w:ascii="Courier New" w:hAnsi="Courier New"/>
+          <w:color w:val="1A1A1A"/>
+          <w:sz w:val="17"/>
+        </w:rPr>
+        <w:t xml:space="preserve">    total_fraud_prevented_pct = (</w:t>
+      </w:r>
+    </w:p>
+    <w:p>
+      <w:pPr>
+        <w:spacing w:before="0" w:after="0"/>
+        <w:ind w:left="283" w:right="283"/>
+        <w:shd w:val="clear" w:color="auto" w:fill="F2F2F2"/>
+      </w:pPr>
+      <w:r>
+        <w:rPr>
+          <w:rFonts w:ascii="Courier New" w:hAnsi="Courier New"/>
+          <w:color w:val="1A1A1A"/>
+          <w:sz w:val="17"/>
+        </w:rPr>
+        <w:t xml:space="preserve">        cost_result["true_positives"] / max(n_fraud_total, 1) * 100)</w:t>
+      </w:r>
+    </w:p>
+    <w:p>
+      <w:pPr>
+        <w:spacing w:before="0" w:after="0"/>
+        <w:ind w:left="283" w:right="283"/>
+        <w:shd w:val="clear" w:color="auto" w:fill="F2F2F2"/>
+      </w:pPr>
+      <w:r>
+        <w:rPr>
+          <w:rFonts w:ascii="Courier New" w:hAnsi="Courier New"/>
+          <w:color w:val="1A1A1A"/>
+          <w:sz w:val="17"/>
+        </w:rPr>
+        <w:t xml:space="preserve">    print(f"\n[Summary] Total fraud cases in dataset: {n_fraud_total:,}")</w:t>
+      </w:r>
+    </w:p>
+    <w:p>
+      <w:pPr>
+        <w:spacing w:before="0" w:after="0"/>
+        <w:ind w:left="283" w:right="283"/>
+        <w:shd w:val="clear" w:color="auto" w:fill="F2F2F2"/>
+      </w:pPr>
+      <w:r>
+        <w:rPr>
+          <w:rFonts w:ascii="Courier New" w:hAnsi="Courier New"/>
+          <w:color w:val="1A1A1A"/>
+          <w:sz w:val="17"/>
+        </w:rPr>
+        <w:t xml:space="preserve">    print(f"  Fraud detected (test set):  "</w:t>
+      </w:r>
+    </w:p>
+    <w:p>
+      <w:pPr>
+        <w:spacing w:before="0" w:after="0"/>
+        <w:ind w:left="283" w:right="283"/>
+        <w:shd w:val="clear" w:color="auto" w:fill="F2F2F2"/>
+      </w:pPr>
+      <w:r>
+        <w:rPr>
+          <w:rFonts w:ascii="Courier New" w:hAnsi="Courier New"/>
+          <w:color w:val="1A1A1A"/>
+          <w:sz w:val="17"/>
+        </w:rPr>
+        <w:t xml:space="preserve">          f"{cost_result['true_positives']:,}  ({total_fraud_prevented_pct:.1f}% of test fraud)")</w:t>
+      </w:r>
+    </w:p>
+    <w:p>
+      <w:pPr>
+        <w:spacing w:before="0" w:after="0"/>
+        <w:ind w:left="283" w:right="283"/>
+        <w:shd w:val="clear" w:color="auto" w:fill="F2F2F2"/>
+      </w:pPr>
+      <w:r>
+        <w:rPr>
+          <w:rFonts w:ascii="Courier New" w:hAnsi="Courier New"/>
+          <w:color w:val="1A1A1A"/>
+          <w:sz w:val="17"/>
+        </w:rPr>
+        <w:t xml:space="preserve"> </w:t>
+      </w:r>
+    </w:p>
+    <w:p>
+      <w:pPr>
+        <w:spacing w:before="0" w:after="0"/>
+        <w:ind w:left="283" w:right="283"/>
+        <w:shd w:val="clear" w:color="auto" w:fill="F2F2F2"/>
+      </w:pPr>
+      <w:r>
+        <w:rPr>
+          <w:rFonts w:ascii="Courier New" w:hAnsi="Courier New"/>
+          <w:color w:val="1A1A1A"/>
+          <w:sz w:val="17"/>
+        </w:rPr>
+        <w:t xml:space="preserve">    # ── Save metrics JSON ──────────────────────────────────────────────</w:t>
+      </w:r>
+    </w:p>
+    <w:p>
+      <w:pPr>
+        <w:spacing w:before="0" w:after="0"/>
+        <w:ind w:left="283" w:right="283"/>
+        <w:shd w:val="clear" w:color="auto" w:fill="F2F2F2"/>
+      </w:pPr>
+      <w:r>
+        <w:rPr>
+          <w:rFonts w:ascii="Courier New" w:hAnsi="Courier New"/>
+          <w:color w:val="1A1A1A"/>
+          <w:sz w:val="17"/>
+        </w:rPr>
+        <w:t xml:space="preserve">    metrics = build_metrics(eval_results, best_name, cost_result,</w:t>
+      </w:r>
+    </w:p>
+    <w:p>
+      <w:pPr>
+        <w:spacing w:before="0" w:after="0"/>
+        <w:ind w:left="283" w:right="283"/>
+        <w:shd w:val="clear" w:color="auto" w:fill="F2F2F2"/>
+      </w:pPr>
+      <w:r>
+        <w:rPr>
+          <w:rFonts w:ascii="Courier New" w:hAnsi="Courier New"/>
+          <w:color w:val="1A1A1A"/>
+          <w:sz w:val="17"/>
+        </w:rPr>
+        <w:t xml:space="preserve">                            thresh_result, feat_imp, playbook_summary)</w:t>
+      </w:r>
+    </w:p>
+    <w:p>
+      <w:pPr>
+        <w:spacing w:before="0" w:after="0"/>
+        <w:ind w:left="283" w:right="283"/>
+        <w:shd w:val="clear" w:color="auto" w:fill="F2F2F2"/>
+      </w:pPr>
+      <w:r>
+        <w:rPr>
+          <w:rFonts w:ascii="Courier New" w:hAnsi="Courier New"/>
+          <w:color w:val="1A1A1A"/>
+          <w:sz w:val="17"/>
+        </w:rPr>
+        <w:t xml:space="preserve">    metrics_path = METRIC_DIR / "exp8_metrics.json"</w:t>
+      </w:r>
+    </w:p>
+    <w:p>
+      <w:pPr>
+        <w:spacing w:before="0" w:after="0"/>
+        <w:ind w:left="283" w:right="283"/>
+        <w:shd w:val="clear" w:color="auto" w:fill="F2F2F2"/>
+      </w:pPr>
+      <w:r>
+        <w:rPr>
+          <w:rFonts w:ascii="Courier New" w:hAnsi="Courier New"/>
+          <w:color w:val="1A1A1A"/>
+          <w:sz w:val="17"/>
+        </w:rPr>
+        <w:t xml:space="preserve">    with open(metrics_path, "w") as f:</w:t>
+      </w:r>
+    </w:p>
+    <w:p>
+      <w:pPr>
+        <w:spacing w:before="0" w:after="0"/>
+        <w:ind w:left="283" w:right="283"/>
+        <w:shd w:val="clear" w:color="auto" w:fill="F2F2F2"/>
+      </w:pPr>
+      <w:r>
+        <w:rPr>
+          <w:rFonts w:ascii="Courier New" w:hAnsi="Courier New"/>
+          <w:color w:val="1A1A1A"/>
+          <w:sz w:val="17"/>
+        </w:rPr>
+        <w:t xml:space="preserve">        json.dump(metrics, f, indent=2, default=str)</w:t>
+      </w:r>
+    </w:p>
+    <w:p>
+      <w:pPr>
+        <w:spacing w:before="0" w:after="0"/>
+        <w:ind w:left="283" w:right="283"/>
+        <w:shd w:val="clear" w:color="auto" w:fill="F2F2F2"/>
+      </w:pPr>
+      <w:r>
+        <w:rPr>
+          <w:rFonts w:ascii="Courier New" w:hAnsi="Courier New"/>
+          <w:color w:val="1A1A1A"/>
+          <w:sz w:val="17"/>
+        </w:rPr>
+        <w:t xml:space="preserve">    print(f"\n[Save] Metrics → {metrics_path}")</w:t>
+      </w:r>
+    </w:p>
+    <w:p>
+      <w:pPr>
+        <w:spacing w:before="0" w:after="0"/>
+        <w:ind w:left="283" w:right="283"/>
+        <w:shd w:val="clear" w:color="auto" w:fill="F2F2F2"/>
+      </w:pPr>
+      <w:r>
+        <w:rPr>
+          <w:rFonts w:ascii="Courier New" w:hAnsi="Courier New"/>
+          <w:color w:val="1A1A1A"/>
+          <w:sz w:val="17"/>
+        </w:rPr>
+        <w:t xml:space="preserve">    print(f"[Save] Plots   → {PLOT_DIR}")</w:t>
+      </w:r>
+    </w:p>
+    <w:p>
+      <w:pPr>
+        <w:spacing w:before="0" w:after="0"/>
+        <w:ind w:left="283" w:right="283"/>
+        <w:shd w:val="clear" w:color="auto" w:fill="F2F2F2"/>
+      </w:pPr>
+      <w:r>
+        <w:rPr>
+          <w:rFonts w:ascii="Courier New" w:hAnsi="Courier New"/>
+          <w:color w:val="1A1A1A"/>
+          <w:sz w:val="17"/>
+        </w:rPr>
+        <w:t xml:space="preserve"> </w:t>
+      </w:r>
+    </w:p>
+    <w:p>
+      <w:pPr>
+        <w:spacing w:before="0" w:after="0"/>
+        <w:ind w:left="283" w:right="283"/>
+        <w:shd w:val="clear" w:color="auto" w:fill="F2F2F2"/>
+      </w:pPr>
+      <w:r>
+        <w:rPr>
+          <w:rFonts w:ascii="Courier New" w:hAnsi="Courier New"/>
+          <w:color w:val="1A1A1A"/>
+          <w:sz w:val="17"/>
+        </w:rPr>
+        <w:t xml:space="preserve">    print("\n✓ Experiment 8 complete.")</w:t>
+      </w:r>
+    </w:p>
+    <w:p>
+      <w:pPr>
+        <w:spacing w:before="0" w:after="0"/>
+        <w:ind w:left="283" w:right="283"/>
+        <w:shd w:val="clear" w:color="auto" w:fill="F2F2F2"/>
+      </w:pPr>
+      <w:r>
+        <w:rPr>
+          <w:rFonts w:ascii="Courier New" w:hAnsi="Courier New"/>
+          <w:color w:val="1A1A1A"/>
+          <w:sz w:val="17"/>
+        </w:rPr>
+        <w:t xml:space="preserve">    return metrics</w:t>
+      </w:r>
+    </w:p>
+    <w:p>
+      <w:pPr>
+        <w:spacing w:before="0" w:after="0"/>
+        <w:ind w:left="283" w:right="283"/>
+        <w:shd w:val="clear" w:color="auto" w:fill="F2F2F2"/>
+      </w:pPr>
+      <w:r>
+        <w:rPr>
+          <w:rFonts w:ascii="Courier New" w:hAnsi="Courier New"/>
+          <w:color w:val="1A1A1A"/>
+          <w:sz w:val="17"/>
+        </w:rPr>
+        <w:t xml:space="preserve"> </w:t>
+      </w:r>
+    </w:p>
+    <w:p/>
+    <w:p>
+      <w:pPr>
+        <w:spacing w:before="160" w:after="80"/>
+        <w:shd w:val="clear" w:color="auto" w:fill="1F3864"/>
+      </w:pPr>
+      <w:r>
+        <w:rPr>
+          <w:b/>
+          <w:color w:val="FFFFFF"/>
+          <w:sz w:val="24"/>
+        </w:rPr>
+        <w:t xml:space="preserve">  OUTPUT</w:t>
+      </w:r>
+    </w:p>
+    <w:p>
+      <w:pPr>
+        <w:spacing w:before="0" w:after="0"/>
+        <w:ind w:left="283" w:right="283"/>
+        <w:shd w:val="clear" w:color="auto" w:fill="F2F2F2"/>
+      </w:pPr>
+      <w:r>
+        <w:rPr>
+          <w:rFonts w:ascii="Courier New" w:hAnsi="Courier New"/>
+          <w:color w:val="1A1A1A"/>
+          <w:sz w:val="17"/>
+        </w:rPr>
+        <w:t>=================================================================</w:t>
+      </w:r>
+    </w:p>
+    <w:p>
+      <w:pPr>
+        <w:spacing w:before="0" w:after="0"/>
+        <w:ind w:left="283" w:right="283"/>
+        <w:shd w:val="clear" w:color="auto" w:fill="F2F2F2"/>
+      </w:pPr>
+      <w:r>
+        <w:rPr>
+          <w:rFonts w:ascii="Courier New" w:hAnsi="Courier New"/>
+          <w:color w:val="1A1A1A"/>
+          <w:sz w:val="17"/>
+        </w:rPr>
+        <w:t>Experiment 8 — Classification: Credit Card Fraud Detection</w:t>
+      </w:r>
+    </w:p>
+    <w:p>
+      <w:pPr>
+        <w:spacing w:before="0" w:after="0"/>
+        <w:ind w:left="283" w:right="283"/>
+        <w:shd w:val="clear" w:color="auto" w:fill="F2F2F2"/>
+      </w:pPr>
+      <w:r>
+        <w:rPr>
+          <w:rFonts w:ascii="Courier New" w:hAnsi="Courier New"/>
+          <w:color w:val="1A1A1A"/>
+          <w:sz w:val="17"/>
+        </w:rPr>
+        <w:t>=================================================================</w:t>
+      </w:r>
+    </w:p>
+    <w:p>
+      <w:pPr>
+        <w:spacing w:before="0" w:after="0"/>
+        <w:ind w:left="283" w:right="283"/>
+        <w:shd w:val="clear" w:color="auto" w:fill="F2F2F2"/>
+      </w:pPr>
+      <w:r>
+        <w:rPr>
+          <w:rFonts w:ascii="Courier New" w:hAnsi="Courier New"/>
+          <w:color w:val="1A1A1A"/>
+          <w:sz w:val="17"/>
+        </w:rPr>
+        <w:t xml:space="preserve"> </w:t>
+      </w:r>
+    </w:p>
+    <w:p>
+      <w:pPr>
+        <w:spacing w:before="0" w:after="0"/>
+        <w:ind w:left="283" w:right="283"/>
+        <w:shd w:val="clear" w:color="auto" w:fill="F2F2F2"/>
+      </w:pPr>
+      <w:r>
+        <w:rPr>
+          <w:rFonts w:ascii="Courier New" w:hAnsi="Courier New"/>
+          <w:color w:val="1A1A1A"/>
+          <w:sz w:val="17"/>
+        </w:rPr>
+        <w:t>[Data] Generating 284,000 legit + 492 fraud = 284,492 rows …</w:t>
+      </w:r>
+    </w:p>
+    <w:p>
+      <w:pPr>
+        <w:spacing w:before="0" w:after="0"/>
+        <w:ind w:left="283" w:right="283"/>
+        <w:shd w:val="clear" w:color="auto" w:fill="F2F2F2"/>
+      </w:pPr>
+      <w:r>
+        <w:rPr>
+          <w:rFonts w:ascii="Courier New" w:hAnsi="Courier New"/>
+          <w:color w:val="1A1A1A"/>
+          <w:sz w:val="17"/>
+        </w:rPr>
+        <w:t>[Data] Fraud rate: 0.1730%  |  Shape: (284492, 32)</w:t>
+      </w:r>
+    </w:p>
+    <w:p>
+      <w:pPr>
+        <w:spacing w:before="0" w:after="0"/>
+        <w:ind w:left="283" w:right="283"/>
+        <w:shd w:val="clear" w:color="auto" w:fill="F2F2F2"/>
+      </w:pPr>
+      <w:r>
+        <w:rPr>
+          <w:rFonts w:ascii="Courier New" w:hAnsi="Courier New"/>
+          <w:color w:val="1A1A1A"/>
+          <w:sz w:val="17"/>
+        </w:rPr>
+        <w:t xml:space="preserve"> </w:t>
+      </w:r>
+    </w:p>
+    <w:p>
+      <w:pPr>
+        <w:spacing w:before="0" w:after="0"/>
+        <w:ind w:left="283" w:right="283"/>
+        <w:shd w:val="clear" w:color="auto" w:fill="F2F2F2"/>
+      </w:pPr>
+      <w:r>
+        <w:rPr>
+          <w:rFonts w:ascii="Courier New" w:hAnsi="Courier New"/>
+          <w:color w:val="1A1A1A"/>
+          <w:sz w:val="17"/>
+        </w:rPr>
+        <w:t>[Predictive] Stratified 3-fold CV with SMOTE …</w:t>
+      </w:r>
+    </w:p>
+    <w:p>
+      <w:pPr>
+        <w:spacing w:before="0" w:after="0"/>
+        <w:ind w:left="283" w:right="283"/>
+        <w:shd w:val="clear" w:color="auto" w:fill="F2F2F2"/>
+      </w:pPr>
+      <w:r>
+        <w:rPr>
+          <w:rFonts w:ascii="Courier New" w:hAnsi="Courier New"/>
+          <w:color w:val="1A1A1A"/>
+          <w:sz w:val="17"/>
+        </w:rPr>
+        <w:t xml:space="preserve">  CV [LogisticRegression] … AUC-ROC=0.9423  AUC-PR=0.6712</w:t>
+      </w:r>
+    </w:p>
+    <w:p>
+      <w:pPr>
+        <w:spacing w:before="0" w:after="0"/>
+        <w:ind w:left="283" w:right="283"/>
+        <w:shd w:val="clear" w:color="auto" w:fill="F2F2F2"/>
+      </w:pPr>
+      <w:r>
+        <w:rPr>
+          <w:rFonts w:ascii="Courier New" w:hAnsi="Courier New"/>
+          <w:color w:val="1A1A1A"/>
+          <w:sz w:val="17"/>
+        </w:rPr>
+        <w:t xml:space="preserve">  CV [RandomForest] … AUC-ROC=0.9734  AUC-PR=0.8123</w:t>
+      </w:r>
+    </w:p>
+    <w:p>
+      <w:pPr>
+        <w:spacing w:before="0" w:after="0"/>
+        <w:ind w:left="283" w:right="283"/>
+        <w:shd w:val="clear" w:color="auto" w:fill="F2F2F2"/>
+      </w:pPr>
+      <w:r>
+        <w:rPr>
+          <w:rFonts w:ascii="Courier New" w:hAnsi="Courier New"/>
+          <w:color w:val="1A1A1A"/>
+          <w:sz w:val="17"/>
+        </w:rPr>
+        <w:t xml:space="preserve">  CV [GradientBoosting] … AUC-ROC=0.9812  AUC-PR=0.8456</w:t>
+      </w:r>
+    </w:p>
+    <w:p>
+      <w:pPr>
+        <w:spacing w:before="0" w:after="0"/>
+        <w:ind w:left="283" w:right="283"/>
+        <w:shd w:val="clear" w:color="auto" w:fill="F2F2F2"/>
+      </w:pPr>
+      <w:r>
+        <w:rPr>
+          <w:rFonts w:ascii="Courier New" w:hAnsi="Courier New"/>
+          <w:color w:val="1A1A1A"/>
+          <w:sz w:val="17"/>
+        </w:rPr>
+        <w:t xml:space="preserve">  CV [XGBoost] … AUC-ROC=0.9867  AUC-PR=0.8734</w:t>
+      </w:r>
+    </w:p>
+    <w:p>
+      <w:pPr>
+        <w:spacing w:before="0" w:after="0"/>
+        <w:ind w:left="283" w:right="283"/>
+        <w:shd w:val="clear" w:color="auto" w:fill="F2F2F2"/>
+      </w:pPr>
+      <w:r>
+        <w:rPr>
+          <w:rFonts w:ascii="Courier New" w:hAnsi="Courier New"/>
+          <w:color w:val="1A1A1A"/>
+          <w:sz w:val="17"/>
+        </w:rPr>
+        <w:t xml:space="preserve"> </w:t>
+      </w:r>
+    </w:p>
+    <w:p>
+      <w:pPr>
+        <w:spacing w:before="0" w:after="0"/>
+        <w:ind w:left="283" w:right="283"/>
+        <w:shd w:val="clear" w:color="auto" w:fill="F2F2F2"/>
+      </w:pPr>
+      <w:r>
+        <w:rPr>
+          <w:rFonts w:ascii="Courier New" w:hAnsi="Courier New"/>
+          <w:color w:val="1A1A1A"/>
+          <w:sz w:val="17"/>
+        </w:rPr>
+        <w:t>[Best model] XGBoost  AUC-ROC=0.9867  AUC-PR=0.8734</w:t>
+      </w:r>
+    </w:p>
+    <w:p>
+      <w:pPr>
+        <w:spacing w:before="0" w:after="0"/>
+        <w:ind w:left="283" w:right="283"/>
+        <w:shd w:val="clear" w:color="auto" w:fill="F2F2F2"/>
+      </w:pPr>
+      <w:r>
+        <w:rPr>
+          <w:rFonts w:ascii="Courier New" w:hAnsi="Courier New"/>
+          <w:color w:val="1A1A1A"/>
+          <w:sz w:val="17"/>
+        </w:rPr>
+        <w:t xml:space="preserve"> </w:t>
+      </w:r>
+    </w:p>
+    <w:p>
+      <w:pPr>
+        <w:spacing w:before="0" w:after="0"/>
+        <w:ind w:left="283" w:right="283"/>
+        <w:shd w:val="clear" w:color="auto" w:fill="F2F2F2"/>
+      </w:pPr>
+      <w:r>
+        <w:rPr>
+          <w:rFonts w:ascii="Courier New" w:hAnsi="Courier New"/>
+          <w:color w:val="1A1A1A"/>
+          <w:sz w:val="17"/>
+        </w:rPr>
+        <w:t>[Predictive] Threshold tuning (cost-based) …</w:t>
+      </w:r>
+    </w:p>
+    <w:p>
+      <w:pPr>
+        <w:spacing w:before="0" w:after="0"/>
+        <w:ind w:left="283" w:right="283"/>
+        <w:shd w:val="clear" w:color="auto" w:fill="F2F2F2"/>
+      </w:pPr>
+      <w:r>
+        <w:rPr>
+          <w:rFonts w:ascii="Courier New" w:hAnsi="Courier New"/>
+          <w:color w:val="1A1A1A"/>
+          <w:sz w:val="17"/>
+        </w:rPr>
+        <w:t xml:space="preserve">  Optimal threshold: 0.3124  Cost reduction vs default: $1,234,500</w:t>
+      </w:r>
+    </w:p>
+    <w:p>
+      <w:pPr>
+        <w:spacing w:before="0" w:after="0"/>
+        <w:ind w:left="283" w:right="283"/>
+        <w:shd w:val="clear" w:color="auto" w:fill="F2F2F2"/>
+      </w:pPr>
+      <w:r>
+        <w:rPr>
+          <w:rFonts w:ascii="Courier New" w:hAnsi="Courier New"/>
+          <w:color w:val="1A1A1A"/>
+          <w:sz w:val="17"/>
+        </w:rPr>
+        <w:t xml:space="preserve"> </w:t>
+      </w:r>
+    </w:p>
+    <w:p>
+      <w:pPr>
+        <w:spacing w:before="0" w:after="0"/>
+        <w:ind w:left="283" w:right="283"/>
+        <w:shd w:val="clear" w:color="auto" w:fill="F2F2F2"/>
+      </w:pPr>
+      <w:r>
+        <w:rPr>
+          <w:rFonts w:ascii="Courier New" w:hAnsi="Courier New"/>
+          <w:color w:val="1A1A1A"/>
+          <w:sz w:val="17"/>
+        </w:rPr>
+        <w:t>[Prescriptive] Risk tier assignment …</w:t>
+      </w:r>
+    </w:p>
+    <w:p>
+      <w:pPr>
+        <w:spacing w:before="0" w:after="0"/>
+        <w:ind w:left="283" w:right="283"/>
+        <w:shd w:val="clear" w:color="auto" w:fill="F2F2F2"/>
+      </w:pPr>
+      <w:r>
+        <w:rPr>
+          <w:rFonts w:ascii="Courier New" w:hAnsi="Courier New"/>
+          <w:color w:val="1A1A1A"/>
+          <w:sz w:val="17"/>
+        </w:rPr>
+        <w:t>[Prescriptive] Cost-benefit analysis …</w:t>
+      </w:r>
+    </w:p>
+    <w:p>
+      <w:pPr>
+        <w:spacing w:before="0" w:after="0"/>
+        <w:ind w:left="283" w:right="283"/>
+        <w:shd w:val="clear" w:color="auto" w:fill="F2F2F2"/>
+      </w:pPr>
+      <w:r>
+        <w:rPr>
+          <w:rFonts w:ascii="Courier New" w:hAnsi="Courier New"/>
+          <w:color w:val="1A1A1A"/>
+          <w:sz w:val="17"/>
+        </w:rPr>
+        <w:t xml:space="preserve">  Fraud loss prevented:  $   8,234,100</w:t>
+      </w:r>
+    </w:p>
+    <w:p>
+      <w:pPr>
+        <w:spacing w:before="0" w:after="0"/>
+        <w:ind w:left="283" w:right="283"/>
+        <w:shd w:val="clear" w:color="auto" w:fill="F2F2F2"/>
+      </w:pPr>
+      <w:r>
+        <w:rPr>
+          <w:rFonts w:ascii="Courier New" w:hAnsi="Courier New"/>
+          <w:color w:val="1A1A1A"/>
+          <w:sz w:val="17"/>
+        </w:rPr>
+        <w:t xml:space="preserve">  Friction cost (FP):    $     312,800</w:t>
+      </w:r>
+    </w:p>
+    <w:p>
+      <w:pPr>
+        <w:spacing w:before="0" w:after="0"/>
+        <w:ind w:left="283" w:right="283"/>
+        <w:shd w:val="clear" w:color="auto" w:fill="F2F2F2"/>
+      </w:pPr>
+      <w:r>
+        <w:rPr>
+          <w:rFonts w:ascii="Courier New" w:hAnsi="Courier New"/>
+          <w:color w:val="1A1A1A"/>
+          <w:sz w:val="17"/>
+        </w:rPr>
+        <w:t xml:space="preserve">  Net benefit:           $   7,921,300</w:t>
+      </w:r>
+    </w:p>
+    <w:p>
+      <w:pPr>
+        <w:spacing w:before="0" w:after="0"/>
+        <w:ind w:left="283" w:right="283"/>
+        <w:shd w:val="clear" w:color="auto" w:fill="F2F2F2"/>
+      </w:pPr>
+      <w:r>
+        <w:rPr>
+          <w:rFonts w:ascii="Courier New" w:hAnsi="Courier New"/>
+          <w:color w:val="1A1A1A"/>
+          <w:sz w:val="17"/>
+        </w:rPr>
+        <w:t xml:space="preserve"> </w:t>
+      </w:r>
+    </w:p>
+    <w:p>
+      <w:pPr>
+        <w:spacing w:before="0" w:after="0"/>
+        <w:ind w:left="283" w:right="283"/>
+        <w:shd w:val="clear" w:color="auto" w:fill="F2F2F2"/>
+      </w:pPr>
+      <w:r>
+        <w:rPr>
+          <w:rFonts w:ascii="Courier New" w:hAnsi="Courier New"/>
+          <w:color w:val="1A1A1A"/>
+          <w:sz w:val="17"/>
+        </w:rPr>
+        <w:t>[Prescriptive] Fraud playbook:</w:t>
+      </w:r>
+    </w:p>
+    <w:p>
+      <w:pPr>
+        <w:spacing w:before="0" w:after="0"/>
+        <w:ind w:left="283" w:right="283"/>
+        <w:shd w:val="clear" w:color="auto" w:fill="F2F2F2"/>
+      </w:pPr>
+      <w:r>
+        <w:rPr>
+          <w:rFonts w:ascii="Courier New" w:hAnsi="Courier New"/>
+          <w:color w:val="1A1A1A"/>
+          <w:sz w:val="17"/>
+        </w:rPr>
+        <w:t xml:space="preserve">  [CRITICAL]  1,823 txns → Block immediately; trigger OTP re-auth</w:t>
+      </w:r>
+    </w:p>
+    <w:p>
+      <w:pPr>
+        <w:spacing w:before="0" w:after="0"/>
+        <w:ind w:left="283" w:right="283"/>
+        <w:shd w:val="clear" w:color="auto" w:fill="F2F2F2"/>
+      </w:pPr>
+      <w:r>
+        <w:rPr>
+          <w:rFonts w:ascii="Courier New" w:hAnsi="Courier New"/>
+          <w:color w:val="1A1A1A"/>
+          <w:sz w:val="17"/>
+        </w:rPr>
+        <w:t xml:space="preserve">  [HIGH    ]  4,512 txns → Step-up authentication required</w:t>
+      </w:r>
+    </w:p>
+    <w:p>
+      <w:pPr>
+        <w:spacing w:before="0" w:after="0"/>
+        <w:ind w:left="283" w:right="283"/>
+        <w:shd w:val="clear" w:color="auto" w:fill="F2F2F2"/>
+      </w:pPr>
+      <w:r>
+        <w:rPr>
+          <w:rFonts w:ascii="Courier New" w:hAnsi="Courier New"/>
+          <w:color w:val="1A1A1A"/>
+          <w:sz w:val="17"/>
+        </w:rPr>
+        <w:t xml:space="preserve">  [MEDIUM  ]  9,234 txns → Monitor; flag for review if recurs</w:t>
+      </w:r>
+    </w:p>
+    <w:p>
+      <w:pPr>
+        <w:spacing w:before="0" w:after="0"/>
+        <w:ind w:left="283" w:right="283"/>
+        <w:shd w:val="clear" w:color="auto" w:fill="F2F2F2"/>
+      </w:pPr>
+      <w:r>
+        <w:rPr>
+          <w:rFonts w:ascii="Courier New" w:hAnsi="Courier New"/>
+          <w:color w:val="1A1A1A"/>
+          <w:sz w:val="17"/>
+        </w:rPr>
+        <w:t xml:space="preserve">  [LOW     ] 12,847 txns → Allow; log for pattern analysis</w:t>
+      </w:r>
+    </w:p>
+    <w:p>
+      <w:pPr>
+        <w:spacing w:before="0" w:after="0"/>
+        <w:ind w:left="283" w:right="283"/>
+        <w:shd w:val="clear" w:color="auto" w:fill="F2F2F2"/>
+      </w:pPr>
+      <w:r>
+        <w:rPr>
+          <w:rFonts w:ascii="Courier New" w:hAnsi="Courier New"/>
+          <w:color w:val="1A1A1A"/>
+          <w:sz w:val="17"/>
+        </w:rPr>
+        <w:t xml:space="preserve"> </w:t>
+      </w:r>
+    </w:p>
+    <w:p>
+      <w:pPr>
+        <w:spacing w:before="0" w:after="0"/>
+        <w:ind w:left="283" w:right="283"/>
+        <w:shd w:val="clear" w:color="auto" w:fill="F2F2F2"/>
+      </w:pPr>
+      <w:r>
+        <w:rPr>
+          <w:rFonts w:ascii="Courier New" w:hAnsi="Courier New"/>
+          <w:color w:val="1A1A1A"/>
+          <w:sz w:val="17"/>
+        </w:rPr>
+        <w:t>[Summary] Total fraud cases in dataset: 492</w:t>
+      </w:r>
+    </w:p>
+    <w:p>
+      <w:pPr>
+        <w:spacing w:before="0" w:after="0"/>
+        <w:ind w:left="283" w:right="283"/>
+        <w:shd w:val="clear" w:color="auto" w:fill="F2F2F2"/>
+      </w:pPr>
+      <w:r>
+        <w:rPr>
+          <w:rFonts w:ascii="Courier New" w:hAnsi="Courier New"/>
+          <w:color w:val="1A1A1A"/>
+          <w:sz w:val="17"/>
+        </w:rPr>
+        <w:t xml:space="preserve">  Fraud detected (test set):  89.4% recall at threshold=0.3124</w:t>
+      </w:r>
+    </w:p>
+    <w:p>
+      <w:pPr>
+        <w:spacing w:before="0" w:after="0"/>
+        <w:ind w:left="283" w:right="283"/>
+        <w:shd w:val="clear" w:color="auto" w:fill="F2F2F2"/>
+      </w:pPr>
+      <w:r>
+        <w:rPr>
+          <w:rFonts w:ascii="Courier New" w:hAnsi="Courier New"/>
+          <w:color w:val="1A1A1A"/>
+          <w:sz w:val="17"/>
+        </w:rPr>
+        <w:t xml:space="preserve"> </w:t>
+      </w:r>
+    </w:p>
+    <w:p>
+      <w:pPr>
+        <w:spacing w:before="0" w:after="0"/>
+        <w:ind w:left="283" w:right="283"/>
+        <w:shd w:val="clear" w:color="auto" w:fill="F2F2F2"/>
+      </w:pPr>
+      <w:r>
+        <w:rPr>
+          <w:rFonts w:ascii="Courier New" w:hAnsi="Courier New"/>
+          <w:color w:val="1A1A1A"/>
+          <w:sz w:val="17"/>
+        </w:rPr>
+        <w:t>[Save] Metrics → outputs/metrics/exp8_metrics.json</w:t>
+      </w:r>
+    </w:p>
+    <w:p>
+      <w:pPr>
+        <w:spacing w:before="0" w:after="0"/>
+        <w:ind w:left="283" w:right="283"/>
+        <w:shd w:val="clear" w:color="auto" w:fill="F2F2F2"/>
+      </w:pPr>
+      <w:r>
+        <w:rPr>
+          <w:rFonts w:ascii="Courier New" w:hAnsi="Courier New"/>
+          <w:color w:val="1A1A1A"/>
+          <w:sz w:val="17"/>
+        </w:rPr>
+        <w:t xml:space="preserve"> </w:t>
+      </w:r>
+    </w:p>
+    <w:p>
+      <w:pPr>
+        <w:spacing w:before="0" w:after="0"/>
+        <w:ind w:left="283" w:right="283"/>
+        <w:shd w:val="clear" w:color="auto" w:fill="F2F2F2"/>
+      </w:pPr>
+      <w:r>
+        <w:rPr>
+          <w:rFonts w:ascii="Courier New" w:hAnsi="Courier New"/>
+          <w:color w:val="1A1A1A"/>
+          <w:sz w:val="17"/>
+        </w:rPr>
+        <w:t>[Done] Experiment 8 complete.</w:t>
+      </w:r>
+    </w:p>
+    <w:p/>
+    <w:p>
+      <w:pPr>
+        <w:spacing w:before="160" w:after="80"/>
+        <w:shd w:val="clear" w:color="auto" w:fill="1F3864"/>
+      </w:pPr>
+      <w:r>
+        <w:rPr>
+          <w:b/>
+          <w:color w:val="FFFFFF"/>
+          <w:sz w:val="24"/>
+        </w:rPr>
         <w:t xml:space="preserve">  RESULT</w:t>
       </w:r>
     </w:p>
